--- a/Unity_Kit/contents/Module06_TexturingAndLighting/Lab06_Lighting/Lab06_Lighting.docx
+++ b/Unity_Kit/contents/Module06_TexturingAndLighting/Lab06_Lighting/Lab06_Lighting.docx
@@ -1,6 +1,6 @@
 
 <file path=word/document.xml><?xml version="1.0" encoding="utf-8"?>
-<w:document xmlns:wpc="http://schemas.microsoft.com/office/word/2010/wordprocessingCanvas" xmlns:cx="http://schemas.microsoft.com/office/drawing/2014/chartex" xmlns:cx1="http://schemas.microsoft.com/office/drawing/2015/9/8/chartex" xmlns:cx2="http://schemas.microsoft.com/office/drawing/2015/10/21/chartex" xmlns:cx3="http://schemas.microsoft.com/office/drawing/2016/5/9/chartex" xmlns:cx4="http://schemas.microsoft.com/office/drawing/2016/5/10/chartex" xmlns:cx5="http://schemas.microsoft.com/office/drawing/2016/5/11/chartex" xmlns:cx6="http://schemas.microsoft.com/office/drawing/2016/5/12/chartex" xmlns:cx7="http://schemas.microsoft.com/office/drawing/2016/5/13/chartex" xmlns:cx8="http://schemas.microsoft.com/office/drawing/2016/5/14/chartex" xmlns:mc="http://schemas.openxmlformats.org/markup-compatibility/2006" xmlns:aink="http://schemas.microsoft.com/office/drawing/2016/ink" xmlns:am3d="http://schemas.microsoft.com/office/drawing/2017/model3d" xmlns:o="urn:schemas-microsoft-com:office:office" xmlns:r="http://schemas.openxmlformats.org/officeDocument/2006/relationships" xmlns:m="http://schemas.openxmlformats.org/officeDocument/2006/math" xmlns:v="urn:schemas-microsoft-com:vml" xmlns:wp14="http://schemas.microsoft.com/office/word/2010/wordprocessingDrawing" xmlns:wp="http://schemas.openxmlformats.org/drawingml/2006/wordprocessingDrawing" xmlns:w10="urn:schemas-microsoft-com:office:word" xmlns:w="http://schemas.openxmlformats.org/wordprocessingml/2006/main" xmlns:w14="http://schemas.microsoft.com/office/word/2010/wordml" xmlns:w15="http://schemas.microsoft.com/office/word/2012/wordml" xmlns:w16cid="http://schemas.microsoft.com/office/word/2016/wordml/cid" xmlns:w16se="http://schemas.microsoft.com/office/word/2015/wordml/symex" xmlns:wpg="http://schemas.microsoft.com/office/word/2010/wordprocessingGroup" xmlns:wpi="http://schemas.microsoft.com/office/word/2010/wordprocessingInk" xmlns:wne="http://schemas.microsoft.com/office/word/2006/wordml" xmlns:wps="http://schemas.microsoft.com/office/word/2010/wordprocessingShape" mc:Ignorable="w14 w15 w16se w16cid wp14">
+<w:document xmlns:wpc="http://schemas.microsoft.com/office/word/2010/wordprocessingCanvas" xmlns:cx="http://schemas.microsoft.com/office/drawing/2014/chartex" xmlns:cx1="http://schemas.microsoft.com/office/drawing/2015/9/8/chartex" xmlns:cx2="http://schemas.microsoft.com/office/drawing/2015/10/21/chartex" xmlns:cx3="http://schemas.microsoft.com/office/drawing/2016/5/9/chartex" xmlns:cx4="http://schemas.microsoft.com/office/drawing/2016/5/10/chartex" xmlns:cx5="http://schemas.microsoft.com/office/drawing/2016/5/11/chartex" xmlns:cx6="http://schemas.microsoft.com/office/drawing/2016/5/12/chartex" xmlns:cx7="http://schemas.microsoft.com/office/drawing/2016/5/13/chartex" xmlns:cx8="http://schemas.microsoft.com/office/drawing/2016/5/14/chartex" xmlns:mc="http://schemas.openxmlformats.org/markup-compatibility/2006" xmlns:aink="http://schemas.microsoft.com/office/drawing/2016/ink" xmlns:am3d="http://schemas.microsoft.com/office/drawing/2017/model3d" xmlns:o="urn:schemas-microsoft-com:office:office" xmlns:oel="http://schemas.microsoft.com/office/2019/extlst" xmlns:r="http://schemas.openxmlformats.org/officeDocument/2006/relationships" xmlns:m="http://schemas.openxmlformats.org/officeDocument/2006/math" xmlns:v="urn:schemas-microsoft-com:vml" xmlns:wp14="http://schemas.microsoft.com/office/word/2010/wordprocessingDrawing" xmlns:wp="http://schemas.openxmlformats.org/drawingml/2006/wordprocessingDrawing" xmlns:w10="urn:schemas-microsoft-com:office:word" xmlns:w="http://schemas.openxmlformats.org/wordprocessingml/2006/main" xmlns:w14="http://schemas.microsoft.com/office/word/2010/wordml" xmlns:w15="http://schemas.microsoft.com/office/word/2012/wordml" xmlns:w16cex="http://schemas.microsoft.com/office/word/2018/wordml/cex" xmlns:w16cid="http://schemas.microsoft.com/office/word/2016/wordml/cid" xmlns:w16="http://schemas.microsoft.com/office/word/2018/wordml" xmlns:w16du="http://schemas.microsoft.com/office/word/2023/wordml/word16du" xmlns:w16sdtdh="http://schemas.microsoft.com/office/word/2020/wordml/sdtdatahash" xmlns:w16sdtfl="http://schemas.microsoft.com/office/word/2024/wordml/sdtformatlock" xmlns:w16se="http://schemas.microsoft.com/office/word/2015/wordml/symex" xmlns:wpg="http://schemas.microsoft.com/office/word/2010/wordprocessingGroup" xmlns:wpi="http://schemas.microsoft.com/office/word/2010/wordprocessingInk" xmlns:wne="http://schemas.microsoft.com/office/word/2006/wordml" xmlns:wps="http://schemas.microsoft.com/office/word/2010/wordprocessingShape" mc:Ignorable="w14 w15 w16se w16cid w16 w16cex w16sdtdh w16sdtfl w16du wp14">
   <w:body>
     <w:p>
       <w:pPr>
@@ -120,7 +120,19 @@
         <w:rPr>
           <w:b/>
         </w:rPr>
-        <w:t>Issue 1.0</w:t>
+        <w:t xml:space="preserve">Issue </w:t>
+      </w:r>
+      <w:r>
+        <w:rPr>
+          <w:b/>
+        </w:rPr>
+        <w:t>2</w:t>
+      </w:r>
+      <w:r>
+        <w:rPr>
+          <w:b/>
+        </w:rPr>
+        <w:t>.0</w:t>
       </w:r>
     </w:p>
     <w:p>
@@ -182,7 +194,6 @@
           </w:r>
         </w:p>
         <w:bookmarkStart w:id="2" w:name="_Hlk34500893"/>
-        <w:bookmarkStart w:id="3" w:name="_GoBack"/>
         <w:p>
           <w:pPr>
             <w:pStyle w:val="TOC1"/>
@@ -766,7 +777,6 @@
             <w:fldChar w:fldCharType="end"/>
           </w:r>
         </w:p>
-        <w:bookmarkEnd w:id="3" w:displacedByCustomXml="next"/>
       </w:sdtContent>
     </w:sdt>
     <w:bookmarkEnd w:id="2"/>
@@ -799,19 +809,57 @@
       <w:pPr>
         <w:pStyle w:val="Heading1"/>
       </w:pPr>
-      <w:bookmarkStart w:id="4" w:name="_Toc36043802"/>
+      <w:bookmarkStart w:id="3" w:name="_Toc36043802"/>
       <w:r>
         <w:lastRenderedPageBreak/>
         <w:t>Introduction</w:t>
       </w:r>
-      <w:bookmarkEnd w:id="4"/>
+      <w:bookmarkEnd w:id="3"/>
     </w:p>
     <w:p>
       <w:pPr>
         <w:jc w:val="both"/>
       </w:pPr>
       <w:r>
-        <w:t>In order to make our graphics look more realistic, we need to introduce the concept of lighting. At the moment, all of our examples are fully lit. We wish to include variation and realism through the use of lighting in this lab. This entails the use of vertex normals and diffuse, specular, and ambient light. OpenGL ES 2.0 does not have an implementation of lighting itself, so it is up to the developer to create this.</w:t>
+        <w:t xml:space="preserve">In order to make our graphics look more realistic, we need to introduce the concept of lighting. At the moment, all of our examples are fully lit. We wish to </w:t>
+      </w:r>
+      <w:r>
+        <w:t>add</w:t>
+      </w:r>
+      <w:r>
+        <w:t xml:space="preserve"> </w:t>
+      </w:r>
+      <w:r>
+        <w:t xml:space="preserve">variation and realism </w:t>
+      </w:r>
+      <w:proofErr w:type="gramStart"/>
+      <w:r>
+        <w:t>through the use of</w:t>
+      </w:r>
+      <w:proofErr w:type="gramEnd"/>
+      <w:r>
+        <w:t xml:space="preserve"> lighting in this lab. This entails the use of vertex normals and diffuse, specular, and ambient light</w:t>
+      </w:r>
+      <w:r>
+        <w:t>ing</w:t>
+      </w:r>
+      <w:r>
+        <w:t xml:space="preserve">. OpenGL ES 2.0 does not </w:t>
+      </w:r>
+      <w:r>
+        <w:t>include a built-in</w:t>
+      </w:r>
+      <w:r>
+        <w:t xml:space="preserve"> </w:t>
+      </w:r>
+      <w:r>
+        <w:t xml:space="preserve">implementation of lighting, so it is up to the developer to create </w:t>
+      </w:r>
+      <w:r>
+        <w:t>it</w:t>
+      </w:r>
+      <w:r>
+        <w:t>.</w:t>
       </w:r>
     </w:p>
     <w:p>
@@ -825,21 +873,67 @@
         <w:t>,</w:t>
       </w:r>
       <w:r>
-        <w:t xml:space="preserve"> we will implement a directional light. This will involve doing calculations per vertex</w:t>
+        <w:t xml:space="preserve"> we will implement a directional light. This will involve </w:t>
+      </w:r>
+      <w:r>
+        <w:t>performing</w:t>
+      </w:r>
+      <w:r>
+        <w:t xml:space="preserve"> </w:t>
+      </w:r>
+      <w:r>
+        <w:t>calculations per vertex</w:t>
       </w:r>
       <w:r>
         <w:t>,</w:t>
       </w:r>
       <w:r>
-        <w:t xml:space="preserve"> and this approach will bring up certain limitations. The </w:t>
-      </w:r>
-      <w:proofErr w:type="spellStart"/>
-      <w:r>
-        <w:t>Phong</w:t>
-      </w:r>
-      <w:proofErr w:type="spellEnd"/>
-      <w:r>
-        <w:t xml:space="preserve"> reflection model will be used as a basis for this tutorial; this can be read about online (lectures). </w:t>
+        <w:t xml:space="preserve"> and this approach will </w:t>
+      </w:r>
+      <w:r>
+        <w:t>introduce</w:t>
+      </w:r>
+      <w:r>
+        <w:t xml:space="preserve"> certain limitations. The Phong reflection model </w:t>
+      </w:r>
+      <w:r>
+        <w:t>is</w:t>
+      </w:r>
+      <w:r>
+        <w:t xml:space="preserve"> used as </w:t>
+      </w:r>
+      <w:r>
+        <w:t>the</w:t>
+      </w:r>
+      <w:r>
+        <w:t xml:space="preserve"> basis for this tutorial</w:t>
+      </w:r>
+      <w:r>
+        <w:t>.</w:t>
+      </w:r>
+      <w:r>
+        <w:t xml:space="preserve"> </w:t>
+      </w:r>
+      <w:r>
+        <w:t>You can</w:t>
+      </w:r>
+      <w:r>
+        <w:t xml:space="preserve"> </w:t>
+      </w:r>
+      <w:r>
+        <w:t>read about</w:t>
+      </w:r>
+      <w:r>
+        <w:t xml:space="preserve"> this in the</w:t>
+      </w:r>
+      <w:r>
+        <w:t xml:space="preserve"> lecture</w:t>
+      </w:r>
+      <w:r>
+        <w:t xml:space="preserve"> slides and notes</w:t>
+      </w:r>
+      <w:r>
+        <w:t xml:space="preserve">. </w:t>
       </w:r>
       <w:r>
         <w:rPr>
@@ -847,40 +941,74 @@
           <w:szCs w:val="24"/>
           <w:lang w:eastAsia="en-GB"/>
         </w:rPr>
-        <w:t>Ensure that you rename parts that reference the name of the previous project such as “</w:t>
-      </w:r>
-      <w:proofErr w:type="spellStart"/>
+        <w:t xml:space="preserve">Ensure that you rename </w:t>
+      </w:r>
       <w:r>
         <w:rPr>
           <w:rFonts w:eastAsia="Times New Roman" w:cs="Times New Roman"/>
           <w:szCs w:val="24"/>
           <w:lang w:eastAsia="en-GB"/>
         </w:rPr>
-        <w:t>SimpleTriangle</w:t>
-      </w:r>
-      <w:proofErr w:type="spellEnd"/>
+        <w:t xml:space="preserve">any </w:t>
+      </w:r>
       <w:r>
         <w:rPr>
           <w:rFonts w:eastAsia="Times New Roman" w:cs="Times New Roman"/>
           <w:szCs w:val="24"/>
           <w:lang w:eastAsia="en-GB"/>
         </w:rPr>
-        <w:t>”.</w:t>
-      </w:r>
+        <w:t>parts that reference the name of the previous project such as “</w:t>
+      </w:r>
+      <w:proofErr w:type="spellStart"/>
       <w:r>
         <w:rPr>
           <w:rFonts w:eastAsia="Times New Roman" w:cs="Times New Roman"/>
           <w:szCs w:val="24"/>
           <w:lang w:eastAsia="en-GB"/>
         </w:rPr>
-        <w:t xml:space="preserve"> or rename the project itself.</w:t>
+        <w:t>SimpleTriangle</w:t>
+      </w:r>
+      <w:proofErr w:type="spellEnd"/>
+      <w:proofErr w:type="gramStart"/>
+      <w:r>
+        <w:rPr>
+          <w:rFonts w:eastAsia="Times New Roman" w:cs="Times New Roman"/>
+          <w:szCs w:val="24"/>
+          <w:lang w:eastAsia="en-GB"/>
+        </w:rPr>
+        <w:t>”</w:t>
+      </w:r>
+      <w:r>
+        <w:rPr>
+          <w:rFonts w:eastAsia="Times New Roman" w:cs="Times New Roman"/>
+          <w:szCs w:val="24"/>
+          <w:lang w:eastAsia="en-GB"/>
+        </w:rPr>
+        <w:t>,</w:t>
+      </w:r>
+      <w:r>
+        <w:rPr>
+          <w:rFonts w:eastAsia="Times New Roman" w:cs="Times New Roman"/>
+          <w:szCs w:val="24"/>
+          <w:lang w:eastAsia="en-GB"/>
+        </w:rPr>
+        <w:t xml:space="preserve"> or</w:t>
+      </w:r>
+      <w:proofErr w:type="gramEnd"/>
+      <w:r>
+        <w:rPr>
+          <w:rFonts w:eastAsia="Times New Roman" w:cs="Times New Roman"/>
+          <w:szCs w:val="24"/>
+          <w:lang w:eastAsia="en-GB"/>
+        </w:rPr>
+        <w:t xml:space="preserve"> rename the project itself.</w:t>
       </w:r>
     </w:p>
     <w:p>
       <w:pPr>
         <w:pStyle w:val="Heading1"/>
       </w:pPr>
-      <w:bookmarkStart w:id="5" w:name="_Toc36043803"/>
+      <w:bookmarkStart w:id="4" w:name="_Toc36043803"/>
       <w:r>
         <w:t>Code</w:t>
       </w:r>
@@ -893,7 +1021,7 @@
       <w:r>
         <w:t>etup</w:t>
       </w:r>
-      <w:bookmarkEnd w:id="5"/>
+      <w:bookmarkEnd w:id="4"/>
     </w:p>
     <w:p>
       <w:pPr>
@@ -901,21 +1029,73 @@
         <w:jc w:val="both"/>
       </w:pPr>
       <w:r>
-        <w:t>This section is mainly concerned with providing some initial code that we need to set</w:t>
+        <w:t xml:space="preserve">This section is mainly concerned with providing </w:t>
+      </w:r>
+      <w:r>
+        <w:t>the</w:t>
       </w:r>
       <w:r>
         <w:t xml:space="preserve"> </w:t>
       </w:r>
       <w:r>
-        <w:t>up the rest of the tutorial. Please note that we are not focused on using textures for now, so you can go ahead and remove all the code related to that.</w:t>
+        <w:t>initial code need</w:t>
+      </w:r>
+      <w:r>
+        <w:t>ed</w:t>
+      </w:r>
+      <w:r>
+        <w:t xml:space="preserve"> to set</w:t>
+      </w:r>
+      <w:r>
+        <w:t xml:space="preserve"> </w:t>
+      </w:r>
+      <w:r>
+        <w:t>up the rest of the tutorial. Please note that we are not focus</w:t>
+      </w:r>
+      <w:r>
+        <w:t>ing</w:t>
+      </w:r>
+      <w:r>
+        <w:t xml:space="preserve"> on using textures for now, so you can remove </w:t>
+      </w:r>
+      <w:proofErr w:type="gramStart"/>
+      <w:r>
+        <w:t xml:space="preserve">all </w:t>
+      </w:r>
+      <w:r>
+        <w:t>of</w:t>
+      </w:r>
+      <w:proofErr w:type="gramEnd"/>
+      <w:r>
+        <w:t xml:space="preserve"> </w:t>
+      </w:r>
+      <w:r>
+        <w:t>the</w:t>
+      </w:r>
+      <w:r>
+        <w:t xml:space="preserve"> related</w:t>
+      </w:r>
+      <w:r>
+        <w:t xml:space="preserve"> code.</w:t>
       </w:r>
     </w:p>
     <w:p>
       <w:pPr>
         <w:jc w:val="both"/>
       </w:pPr>
-      <w:r>
-        <w:t xml:space="preserve">All the new changes occur in </w:t>
+      <w:proofErr w:type="gramStart"/>
+      <w:r>
+        <w:t xml:space="preserve">All </w:t>
+      </w:r>
+      <w:r>
+        <w:t>of</w:t>
+      </w:r>
+      <w:proofErr w:type="gramEnd"/>
+      <w:r>
+        <w:t xml:space="preserve"> </w:t>
+      </w:r>
+      <w:r>
+        <w:t xml:space="preserve">the new changes occur in </w:t>
       </w:r>
       <w:r>
         <w:rPr>
@@ -927,7 +1107,60 @@
         <w:t>“native-lib.cpp”</w:t>
       </w:r>
       <w:r>
-        <w:t>. We will begin by adding an extra vertex per face. This vertex will be placed in the middle of each face of the cube, but sticking out. This turns the cube more into an approximation of a sphere. This will help in creating the lighting effect. The vertices array will look like this when the changes are made:</w:t>
+        <w:t xml:space="preserve">. We begin by adding an extra vertex per face. This vertex </w:t>
+      </w:r>
+      <w:r>
+        <w:t>is</w:t>
+      </w:r>
+      <w:r>
+        <w:t xml:space="preserve"> placed in the middle of each face of the </w:t>
+      </w:r>
+      <w:proofErr w:type="gramStart"/>
+      <w:r>
+        <w:t>cube, but</w:t>
+      </w:r>
+      <w:proofErr w:type="gramEnd"/>
+      <w:r>
+        <w:t xml:space="preserve"> </w:t>
+      </w:r>
+      <w:r>
+        <w:t>protrudes</w:t>
+      </w:r>
+      <w:r>
+        <w:t xml:space="preserve"> </w:t>
+      </w:r>
+      <w:r>
+        <w:t>out</w:t>
+      </w:r>
+      <w:r>
+        <w:t>ward</w:t>
+      </w:r>
+      <w:r>
+        <w:t>. This t</w:t>
+      </w:r>
+      <w:r>
+        <w:t>ransforms</w:t>
+      </w:r>
+      <w:r>
+        <w:t xml:space="preserve"> the cube into an approximation of a sphere. This help</w:t>
+      </w:r>
+      <w:r>
+        <w:t>s</w:t>
+      </w:r>
+      <w:r>
+        <w:t xml:space="preserve"> </w:t>
+      </w:r>
+      <w:r>
+        <w:t>to</w:t>
+      </w:r>
+      <w:r>
+        <w:t xml:space="preserve"> creat</w:t>
+      </w:r>
+      <w:r>
+        <w:t>e</w:t>
+      </w:r>
+      <w:r>
+        <w:t xml:space="preserve"> the lighting effect. The vertices array will look like this when the changes are made:</w:t>
       </w:r>
     </w:p>
     <w:p>
@@ -1453,6 +1686,7 @@
           <w:sz w:val="18"/>
           <w:szCs w:val="18"/>
         </w:rPr>
+        <w:lastRenderedPageBreak/>
         <w:t xml:space="preserve">                        1.0f,  1.0f, -1.0f,</w:t>
       </w:r>
     </w:p>
@@ -1470,7 +1704,6 @@
           <w:sz w:val="18"/>
           <w:szCs w:val="18"/>
         </w:rPr>
-        <w:lastRenderedPageBreak/>
         <w:t xml:space="preserve">                       -1.0f,  1.0f,  1.0f,</w:t>
       </w:r>
     </w:p>
@@ -1546,656 +1779,654 @@
           <w:rFonts w:cs="Consolas"/>
           <w:color w:val="000000"/>
         </w:rPr>
-        <w:t xml:space="preserve">Due to the addition of the extra vertex per face in this array, we also need to update our </w:t>
-      </w:r>
-      <w:proofErr w:type="spellStart"/>
+        <w:t>Due to the addition of the extra vertex per face in this array, we also need to update our color array</w:t>
+      </w:r>
       <w:r>
         <w:rPr>
           <w:rFonts w:cs="Consolas"/>
           <w:color w:val="000000"/>
         </w:rPr>
-        <w:t>colour</w:t>
-      </w:r>
-      <w:proofErr w:type="spellEnd"/>
+        <w:t xml:space="preserve">. Make sure </w:t>
+      </w:r>
       <w:r>
         <w:rPr>
           <w:rFonts w:cs="Consolas"/>
           <w:color w:val="000000"/>
         </w:rPr>
-        <w:t xml:space="preserve"> array</w:t>
+        <w:t xml:space="preserve">that </w:t>
       </w:r>
       <w:r>
         <w:rPr>
           <w:rFonts w:cs="Consolas"/>
           <w:color w:val="000000"/>
         </w:rPr>
-        <w:t xml:space="preserve">. Make sure you remember to enable the </w:t>
-      </w:r>
-      <w:proofErr w:type="spellStart"/>
-      <w:r>
+        <w:t>you remember to enable the color attribute.</w:t>
+      </w:r>
+    </w:p>
+    <w:p>
+      <w:pPr>
+        <w:pStyle w:val="Codeblock"/>
+        <w:spacing w:after="0"/>
+        <w:rPr>
+          <w:sz w:val="18"/>
+          <w:szCs w:val="18"/>
+        </w:rPr>
+      </w:pPr>
+      <w:r>
+        <w:rPr>
+          <w:color w:val="005032"/>
+          <w:sz w:val="18"/>
+          <w:szCs w:val="18"/>
+        </w:rPr>
+        <w:t>GLfloat</w:t>
+      </w:r>
+      <w:r>
+        <w:rPr>
+          <w:sz w:val="18"/>
+          <w:szCs w:val="18"/>
+        </w:rPr>
+        <w:t xml:space="preserve"> colour[] = {1.0f, 0.0f, 0.0f, </w:t>
+      </w:r>
+      <w:r>
+        <w:rPr>
+          <w:color w:val="3F7F5F"/>
+          <w:sz w:val="18"/>
+          <w:szCs w:val="18"/>
+        </w:rPr>
+        <w:t>/* Back. */</w:t>
+      </w:r>
+    </w:p>
+    <w:p>
+      <w:pPr>
+        <w:pStyle w:val="Codeblock"/>
+        <w:spacing w:after="0"/>
+        <w:rPr>
+          <w:sz w:val="18"/>
+          <w:szCs w:val="18"/>
+        </w:rPr>
+      </w:pPr>
+      <w:r>
+        <w:rPr>
+          <w:sz w:val="18"/>
+          <w:szCs w:val="18"/>
+        </w:rPr>
+        <w:t xml:space="preserve">                    1.0f, 0.0f, 0.0f,</w:t>
+      </w:r>
+    </w:p>
+    <w:p>
+      <w:pPr>
+        <w:pStyle w:val="Codeblock"/>
+        <w:spacing w:after="0"/>
+        <w:rPr>
+          <w:sz w:val="18"/>
+          <w:szCs w:val="18"/>
+        </w:rPr>
+      </w:pPr>
+      <w:r>
+        <w:rPr>
+          <w:sz w:val="18"/>
+          <w:szCs w:val="18"/>
+        </w:rPr>
+        <w:t xml:space="preserve">                    1.0f, 0.0f, 0.0f,</w:t>
+      </w:r>
+    </w:p>
+    <w:p>
+      <w:pPr>
+        <w:pStyle w:val="Codeblock"/>
+        <w:spacing w:after="0"/>
+        <w:rPr>
+          <w:sz w:val="18"/>
+          <w:szCs w:val="18"/>
+        </w:rPr>
+      </w:pPr>
+      <w:r>
+        <w:rPr>
+          <w:sz w:val="18"/>
+          <w:szCs w:val="18"/>
+        </w:rPr>
+        <w:t xml:space="preserve">                    1.0f, 0.0f, 0.0f,</w:t>
+      </w:r>
+    </w:p>
+    <w:p>
+      <w:pPr>
+        <w:pStyle w:val="Codeblock"/>
+        <w:spacing w:after="0"/>
+        <w:rPr>
+          <w:sz w:val="18"/>
+          <w:szCs w:val="18"/>
+        </w:rPr>
+      </w:pPr>
+      <w:r>
+        <w:rPr>
+          <w:sz w:val="18"/>
+          <w:szCs w:val="18"/>
+        </w:rPr>
+        <w:t xml:space="preserve">                    1.0f, 0.0f, 0.0f,</w:t>
+      </w:r>
+    </w:p>
+    <w:p>
+      <w:pPr>
+        <w:pStyle w:val="Codeblock"/>
+        <w:spacing w:after="0"/>
+        <w:rPr>
+          <w:sz w:val="18"/>
+          <w:szCs w:val="18"/>
+        </w:rPr>
+      </w:pPr>
+      <w:r>
+        <w:rPr>
+          <w:sz w:val="18"/>
+          <w:szCs w:val="18"/>
+        </w:rPr>
+        <w:t xml:space="preserve">                    0.0f, 1.0f, 0.0f, </w:t>
+      </w:r>
+      <w:r>
+        <w:rPr>
+          <w:color w:val="3F7F5F"/>
+          <w:sz w:val="18"/>
+          <w:szCs w:val="18"/>
+        </w:rPr>
+        <w:t>/* Front. */</w:t>
+      </w:r>
+    </w:p>
+    <w:p>
+      <w:pPr>
+        <w:pStyle w:val="Codeblock"/>
+        <w:spacing w:after="0"/>
+        <w:rPr>
+          <w:sz w:val="18"/>
+          <w:szCs w:val="18"/>
+        </w:rPr>
+      </w:pPr>
+      <w:r>
+        <w:rPr>
+          <w:sz w:val="18"/>
+          <w:szCs w:val="18"/>
+        </w:rPr>
+        <w:t xml:space="preserve">                    0.0f, 1.0f, 0.0f,</w:t>
+      </w:r>
+    </w:p>
+    <w:p>
+      <w:pPr>
+        <w:pStyle w:val="Codeblock"/>
+        <w:spacing w:after="0"/>
+        <w:rPr>
+          <w:sz w:val="18"/>
+          <w:szCs w:val="18"/>
+        </w:rPr>
+      </w:pPr>
+      <w:r>
+        <w:rPr>
+          <w:sz w:val="18"/>
+          <w:szCs w:val="18"/>
+        </w:rPr>
+        <w:t xml:space="preserve">                    0.0f, 1.0f, 0.0f,</w:t>
+      </w:r>
+    </w:p>
+    <w:p>
+      <w:pPr>
+        <w:pStyle w:val="Codeblock"/>
+        <w:spacing w:after="0"/>
+        <w:rPr>
+          <w:sz w:val="18"/>
+          <w:szCs w:val="18"/>
+        </w:rPr>
+      </w:pPr>
+      <w:r>
+        <w:rPr>
+          <w:sz w:val="18"/>
+          <w:szCs w:val="18"/>
+        </w:rPr>
+        <w:t xml:space="preserve">                    0.0f, 1.0f, 0.0f,</w:t>
+      </w:r>
+    </w:p>
+    <w:p>
+      <w:pPr>
+        <w:pStyle w:val="Codeblock"/>
+        <w:spacing w:after="0"/>
+        <w:rPr>
+          <w:sz w:val="18"/>
+          <w:szCs w:val="18"/>
+        </w:rPr>
+      </w:pPr>
+      <w:r>
+        <w:rPr>
+          <w:sz w:val="18"/>
+          <w:szCs w:val="18"/>
+        </w:rPr>
+        <w:t xml:space="preserve">                    0.0f, 1.0f, 0.0f,</w:t>
+      </w:r>
+    </w:p>
+    <w:p>
+      <w:pPr>
+        <w:pStyle w:val="Codeblock"/>
+        <w:spacing w:after="0"/>
+        <w:rPr>
+          <w:sz w:val="18"/>
+          <w:szCs w:val="18"/>
+        </w:rPr>
+      </w:pPr>
+      <w:r>
+        <w:rPr>
+          <w:sz w:val="18"/>
+          <w:szCs w:val="18"/>
+        </w:rPr>
+        <w:t xml:space="preserve">                    0.0f, 0.0f, 1.0f, </w:t>
+      </w:r>
+      <w:r>
+        <w:rPr>
+          <w:color w:val="3F7F5F"/>
+          <w:sz w:val="18"/>
+          <w:szCs w:val="18"/>
+        </w:rPr>
+        <w:t>/* Left. */</w:t>
+      </w:r>
+    </w:p>
+    <w:p>
+      <w:pPr>
+        <w:pStyle w:val="Codeblock"/>
+        <w:spacing w:after="0"/>
+        <w:rPr>
+          <w:sz w:val="18"/>
+          <w:szCs w:val="18"/>
+        </w:rPr>
+      </w:pPr>
+      <w:r>
+        <w:rPr>
+          <w:sz w:val="18"/>
+          <w:szCs w:val="18"/>
+        </w:rPr>
+        <w:t xml:space="preserve">                    0.0f, 0.0f, 1.0f,</w:t>
+      </w:r>
+    </w:p>
+    <w:p>
+      <w:pPr>
+        <w:pStyle w:val="Codeblock"/>
+        <w:spacing w:after="0"/>
+        <w:rPr>
+          <w:sz w:val="18"/>
+          <w:szCs w:val="18"/>
+        </w:rPr>
+      </w:pPr>
+      <w:r>
+        <w:rPr>
+          <w:sz w:val="18"/>
+          <w:szCs w:val="18"/>
+        </w:rPr>
+        <w:t xml:space="preserve">                    0.0f, 0.0f, 1.0f,</w:t>
+      </w:r>
+    </w:p>
+    <w:p>
+      <w:pPr>
+        <w:pStyle w:val="Codeblock"/>
+        <w:spacing w:after="0"/>
+        <w:rPr>
+          <w:sz w:val="18"/>
+          <w:szCs w:val="18"/>
+        </w:rPr>
+      </w:pPr>
+      <w:r>
+        <w:rPr>
+          <w:sz w:val="18"/>
+          <w:szCs w:val="18"/>
+        </w:rPr>
+        <w:t xml:space="preserve">                    0.0f, 0.0f, 1.0f,</w:t>
+      </w:r>
+    </w:p>
+    <w:p>
+      <w:pPr>
+        <w:pStyle w:val="Codeblock"/>
+        <w:spacing w:after="0"/>
+        <w:rPr>
+          <w:sz w:val="18"/>
+          <w:szCs w:val="18"/>
+        </w:rPr>
+      </w:pPr>
+      <w:r>
+        <w:rPr>
+          <w:sz w:val="18"/>
+          <w:szCs w:val="18"/>
+        </w:rPr>
+        <w:t xml:space="preserve">                    0.0f, 0.0f, 1.0f,</w:t>
+      </w:r>
+    </w:p>
+    <w:p>
+      <w:pPr>
+        <w:pStyle w:val="Codeblock"/>
+        <w:spacing w:after="0"/>
+        <w:rPr>
+          <w:sz w:val="18"/>
+          <w:szCs w:val="18"/>
+        </w:rPr>
+      </w:pPr>
+      <w:r>
+        <w:rPr>
+          <w:sz w:val="18"/>
+          <w:szCs w:val="18"/>
+        </w:rPr>
+        <w:t xml:space="preserve">                    1.0f, 1.0f, 0.0f, </w:t>
+      </w:r>
+      <w:r>
+        <w:rPr>
+          <w:color w:val="3F7F5F"/>
+          <w:sz w:val="18"/>
+          <w:szCs w:val="18"/>
+        </w:rPr>
+        <w:t>/* Right. */</w:t>
+      </w:r>
+    </w:p>
+    <w:p>
+      <w:pPr>
+        <w:pStyle w:val="Codeblock"/>
+        <w:spacing w:after="0"/>
+        <w:rPr>
+          <w:sz w:val="18"/>
+          <w:szCs w:val="18"/>
+        </w:rPr>
+      </w:pPr>
+      <w:r>
+        <w:rPr>
+          <w:sz w:val="18"/>
+          <w:szCs w:val="18"/>
+        </w:rPr>
+        <w:t xml:space="preserve">                    1.0f, 1.0f, 0.0f,</w:t>
+      </w:r>
+    </w:p>
+    <w:p>
+      <w:pPr>
+        <w:pStyle w:val="Codeblock"/>
+        <w:spacing w:after="0"/>
+        <w:rPr>
+          <w:sz w:val="18"/>
+          <w:szCs w:val="18"/>
+        </w:rPr>
+      </w:pPr>
+      <w:r>
+        <w:rPr>
+          <w:sz w:val="18"/>
+          <w:szCs w:val="18"/>
+        </w:rPr>
+        <w:t xml:space="preserve">                    1.0f, 1.0f, 0.0f,</w:t>
+      </w:r>
+    </w:p>
+    <w:p>
+      <w:pPr>
+        <w:pStyle w:val="Codeblock"/>
+        <w:spacing w:after="0"/>
+        <w:rPr>
+          <w:sz w:val="18"/>
+          <w:szCs w:val="18"/>
+        </w:rPr>
+      </w:pPr>
+      <w:r>
+        <w:rPr>
+          <w:sz w:val="18"/>
+          <w:szCs w:val="18"/>
+        </w:rPr>
+        <w:t xml:space="preserve">                    1.0f, 1.0f, 0.0f,</w:t>
+      </w:r>
+    </w:p>
+    <w:p>
+      <w:pPr>
+        <w:pStyle w:val="Codeblock"/>
+        <w:spacing w:after="0"/>
+        <w:rPr>
+          <w:sz w:val="18"/>
+          <w:szCs w:val="18"/>
+        </w:rPr>
+      </w:pPr>
+      <w:r>
+        <w:rPr>
+          <w:sz w:val="18"/>
+          <w:szCs w:val="18"/>
+        </w:rPr>
+        <w:t xml:space="preserve">                    1.0f, 1.0f, 0.0f,</w:t>
+      </w:r>
+    </w:p>
+    <w:p>
+      <w:pPr>
+        <w:pStyle w:val="Codeblock"/>
+        <w:spacing w:after="0"/>
+        <w:rPr>
+          <w:sz w:val="18"/>
+          <w:szCs w:val="18"/>
+        </w:rPr>
+      </w:pPr>
+      <w:r>
+        <w:rPr>
+          <w:sz w:val="18"/>
+          <w:szCs w:val="18"/>
+        </w:rPr>
+        <w:t xml:space="preserve">                    0.0f, 1.0f, 1.0f, </w:t>
+      </w:r>
+      <w:r>
+        <w:rPr>
+          <w:color w:val="3F7F5F"/>
+          <w:sz w:val="18"/>
+          <w:szCs w:val="18"/>
+        </w:rPr>
+        <w:t>/* Bottom. */</w:t>
+      </w:r>
+    </w:p>
+    <w:p>
+      <w:pPr>
+        <w:pStyle w:val="Codeblock"/>
+        <w:spacing w:after="0"/>
+        <w:rPr>
+          <w:sz w:val="18"/>
+          <w:szCs w:val="18"/>
+        </w:rPr>
+      </w:pPr>
+      <w:r>
+        <w:rPr>
+          <w:sz w:val="18"/>
+          <w:szCs w:val="18"/>
+        </w:rPr>
+        <w:t xml:space="preserve">                    0.0f, 1.0f, 1.0f,</w:t>
+      </w:r>
+    </w:p>
+    <w:p>
+      <w:pPr>
+        <w:pStyle w:val="Codeblock"/>
+        <w:spacing w:after="0"/>
+        <w:rPr>
+          <w:sz w:val="18"/>
+          <w:szCs w:val="18"/>
+        </w:rPr>
+      </w:pPr>
+      <w:r>
+        <w:rPr>
+          <w:sz w:val="18"/>
+          <w:szCs w:val="18"/>
+        </w:rPr>
+        <w:t xml:space="preserve">                    0.0f, 1.0f, 1.0f,</w:t>
+      </w:r>
+    </w:p>
+    <w:p>
+      <w:pPr>
+        <w:pStyle w:val="Codeblock"/>
+        <w:spacing w:after="0"/>
+        <w:rPr>
+          <w:sz w:val="18"/>
+          <w:szCs w:val="18"/>
+        </w:rPr>
+      </w:pPr>
+      <w:r>
+        <w:rPr>
+          <w:sz w:val="18"/>
+          <w:szCs w:val="18"/>
+        </w:rPr>
+        <w:t xml:space="preserve">                    0.0f, 1.0f, 1.0f,</w:t>
+      </w:r>
+    </w:p>
+    <w:p>
+      <w:pPr>
+        <w:pStyle w:val="Codeblock"/>
+        <w:spacing w:after="0"/>
+        <w:rPr>
+          <w:sz w:val="18"/>
+          <w:szCs w:val="18"/>
+        </w:rPr>
+      </w:pPr>
+      <w:r>
+        <w:rPr>
+          <w:sz w:val="18"/>
+          <w:szCs w:val="18"/>
+        </w:rPr>
+        <w:t xml:space="preserve">                    0.0f, 1.0f, 1.0f,</w:t>
+      </w:r>
+    </w:p>
+    <w:p>
+      <w:pPr>
+        <w:pStyle w:val="Codeblock"/>
+        <w:spacing w:after="0"/>
+        <w:rPr>
+          <w:sz w:val="18"/>
+          <w:szCs w:val="18"/>
+        </w:rPr>
+      </w:pPr>
+      <w:r>
+        <w:rPr>
+          <w:sz w:val="18"/>
+          <w:szCs w:val="18"/>
+        </w:rPr>
+        <w:t xml:space="preserve">                    1.0f, 0.0f, 1.0f, </w:t>
+      </w:r>
+      <w:r>
+        <w:rPr>
+          <w:color w:val="3F7F5F"/>
+          <w:sz w:val="18"/>
+          <w:szCs w:val="18"/>
+        </w:rPr>
+        <w:t>/* Top. */</w:t>
+      </w:r>
+    </w:p>
+    <w:p>
+      <w:pPr>
+        <w:pStyle w:val="Codeblock"/>
+        <w:spacing w:after="0"/>
+        <w:rPr>
+          <w:sz w:val="18"/>
+          <w:szCs w:val="18"/>
+        </w:rPr>
+      </w:pPr>
+      <w:r>
+        <w:rPr>
+          <w:sz w:val="18"/>
+          <w:szCs w:val="18"/>
+        </w:rPr>
+        <w:t xml:space="preserve">                    1.0f, 0.0f, 1.0f,</w:t>
+      </w:r>
+    </w:p>
+    <w:p>
+      <w:pPr>
+        <w:pStyle w:val="Codeblock"/>
+        <w:spacing w:after="0"/>
+        <w:rPr>
+          <w:sz w:val="18"/>
+          <w:szCs w:val="18"/>
+        </w:rPr>
+      </w:pPr>
+      <w:r>
+        <w:rPr>
+          <w:sz w:val="18"/>
+          <w:szCs w:val="18"/>
+        </w:rPr>
+        <w:t xml:space="preserve">                    1.0f, 0.0f, 1.0f,</w:t>
+      </w:r>
+    </w:p>
+    <w:p>
+      <w:pPr>
+        <w:pStyle w:val="Codeblock"/>
+        <w:spacing w:after="0"/>
+        <w:rPr>
+          <w:sz w:val="18"/>
+          <w:szCs w:val="18"/>
+        </w:rPr>
+      </w:pPr>
+      <w:r>
+        <w:rPr>
+          <w:sz w:val="18"/>
+          <w:szCs w:val="18"/>
+        </w:rPr>
+        <w:t xml:space="preserve">                    1.0f, 0.0f, 1.0f,</w:t>
+      </w:r>
+    </w:p>
+    <w:p>
+      <w:pPr>
+        <w:pStyle w:val="Codeblock"/>
+        <w:spacing w:after="0"/>
+        <w:rPr>
+          <w:sz w:val="18"/>
+          <w:szCs w:val="18"/>
+        </w:rPr>
+      </w:pPr>
+      <w:r>
+        <w:rPr>
+          <w:sz w:val="18"/>
+          <w:szCs w:val="18"/>
+        </w:rPr>
+        <w:t xml:space="preserve">                    1.0f, 0.0f, 1.0f</w:t>
+      </w:r>
+    </w:p>
+    <w:p>
+      <w:pPr>
+        <w:pStyle w:val="Codeblock"/>
+        <w:spacing w:after="0"/>
+        <w:rPr>
+          <w:sz w:val="18"/>
+          <w:szCs w:val="18"/>
+        </w:rPr>
+      </w:pPr>
+      <w:r>
+        <w:rPr>
+          <w:sz w:val="18"/>
+          <w:szCs w:val="18"/>
+        </w:rPr>
+        <w:t xml:space="preserve">                   };</w:t>
+      </w:r>
+    </w:p>
+    <w:p>
+      <w:pPr>
+        <w:shd w:val="clear" w:color="auto" w:fill="FFFFFF" w:themeFill="background1"/>
+        <w:spacing w:after="0"/>
+        <w:rPr>
+          <w:rFonts w:ascii="Consolas" w:hAnsi="Consolas" w:cs="Consolas"/>
+          <w:color w:val="000000"/>
+          <w:sz w:val="18"/>
+        </w:rPr>
+      </w:pPr>
+    </w:p>
+    <w:p>
+      <w:pPr>
+        <w:shd w:val="clear" w:color="auto" w:fill="FFFFFF" w:themeFill="background1"/>
         <w:rPr>
           <w:rFonts w:cs="Consolas"/>
           <w:color w:val="000000"/>
         </w:rPr>
-        <w:t>colour</w:t>
-      </w:r>
-      <w:proofErr w:type="spellEnd"/>
+      </w:pPr>
       <w:r>
         <w:rPr>
           <w:rFonts w:cs="Consolas"/>
           <w:color w:val="000000"/>
         </w:rPr>
-        <w:t xml:space="preserve"> attribute.</w:t>
-      </w:r>
-    </w:p>
-    <w:p>
-      <w:pPr>
-        <w:pStyle w:val="Codeblock"/>
-        <w:spacing w:after="0"/>
-        <w:rPr>
-          <w:sz w:val="18"/>
-          <w:szCs w:val="18"/>
-        </w:rPr>
-      </w:pPr>
-      <w:r>
-        <w:rPr>
-          <w:color w:val="005032"/>
-          <w:sz w:val="18"/>
-          <w:szCs w:val="18"/>
-        </w:rPr>
-        <w:t>GLfloat</w:t>
-      </w:r>
-      <w:r>
-        <w:rPr>
-          <w:sz w:val="18"/>
-          <w:szCs w:val="18"/>
-        </w:rPr>
-        <w:t xml:space="preserve"> colour[] = {1.0f, 0.0f, 0.0f, </w:t>
-      </w:r>
-      <w:r>
-        <w:rPr>
-          <w:color w:val="3F7F5F"/>
-          <w:sz w:val="18"/>
-          <w:szCs w:val="18"/>
-        </w:rPr>
-        <w:t>/* Back. */</w:t>
-      </w:r>
-    </w:p>
-    <w:p>
-      <w:pPr>
-        <w:pStyle w:val="Codeblock"/>
-        <w:spacing w:after="0"/>
-        <w:rPr>
-          <w:sz w:val="18"/>
-          <w:szCs w:val="18"/>
-        </w:rPr>
-      </w:pPr>
-      <w:r>
-        <w:rPr>
-          <w:sz w:val="18"/>
-          <w:szCs w:val="18"/>
-        </w:rPr>
-        <w:t xml:space="preserve">                    1.0f, 0.0f, 0.0f,</w:t>
-      </w:r>
-    </w:p>
-    <w:p>
-      <w:pPr>
-        <w:pStyle w:val="Codeblock"/>
-        <w:spacing w:after="0"/>
-        <w:rPr>
-          <w:sz w:val="18"/>
-          <w:szCs w:val="18"/>
-        </w:rPr>
-      </w:pPr>
-      <w:r>
-        <w:rPr>
-          <w:sz w:val="18"/>
-          <w:szCs w:val="18"/>
-        </w:rPr>
-        <w:t xml:space="preserve">                    1.0f, 0.0f, 0.0f,</w:t>
-      </w:r>
-    </w:p>
-    <w:p>
-      <w:pPr>
-        <w:pStyle w:val="Codeblock"/>
-        <w:spacing w:after="0"/>
-        <w:rPr>
-          <w:sz w:val="18"/>
-          <w:szCs w:val="18"/>
-        </w:rPr>
-      </w:pPr>
-      <w:r>
-        <w:rPr>
-          <w:sz w:val="18"/>
-          <w:szCs w:val="18"/>
-        </w:rPr>
-        <w:t xml:space="preserve">                    1.0f, 0.0f, 0.0f,</w:t>
-      </w:r>
-    </w:p>
-    <w:p>
-      <w:pPr>
-        <w:pStyle w:val="Codeblock"/>
-        <w:spacing w:after="0"/>
-        <w:rPr>
-          <w:sz w:val="18"/>
-          <w:szCs w:val="18"/>
-        </w:rPr>
-      </w:pPr>
-      <w:r>
-        <w:rPr>
-          <w:sz w:val="18"/>
-          <w:szCs w:val="18"/>
-        </w:rPr>
-        <w:t xml:space="preserve">                    1.0f, 0.0f, 0.0f,</w:t>
-      </w:r>
-    </w:p>
-    <w:p>
-      <w:pPr>
-        <w:pStyle w:val="Codeblock"/>
-        <w:spacing w:after="0"/>
-        <w:rPr>
-          <w:sz w:val="18"/>
-          <w:szCs w:val="18"/>
-        </w:rPr>
-      </w:pPr>
-      <w:r>
-        <w:rPr>
-          <w:sz w:val="18"/>
-          <w:szCs w:val="18"/>
-        </w:rPr>
-        <w:t xml:space="preserve">                    0.0f, 1.0f, 0.0f, </w:t>
-      </w:r>
-      <w:r>
-        <w:rPr>
-          <w:color w:val="3F7F5F"/>
-          <w:sz w:val="18"/>
-          <w:szCs w:val="18"/>
-        </w:rPr>
-        <w:t>/* Front. */</w:t>
-      </w:r>
-    </w:p>
-    <w:p>
-      <w:pPr>
-        <w:pStyle w:val="Codeblock"/>
-        <w:spacing w:after="0"/>
-        <w:rPr>
-          <w:sz w:val="18"/>
-          <w:szCs w:val="18"/>
-        </w:rPr>
-      </w:pPr>
-      <w:r>
-        <w:rPr>
-          <w:sz w:val="18"/>
-          <w:szCs w:val="18"/>
-        </w:rPr>
-        <w:t xml:space="preserve">                    0.0f, 1.0f, 0.0f,</w:t>
-      </w:r>
-    </w:p>
-    <w:p>
-      <w:pPr>
-        <w:pStyle w:val="Codeblock"/>
-        <w:spacing w:after="0"/>
-        <w:rPr>
-          <w:sz w:val="18"/>
-          <w:szCs w:val="18"/>
-        </w:rPr>
-      </w:pPr>
-      <w:r>
-        <w:rPr>
-          <w:sz w:val="18"/>
-          <w:szCs w:val="18"/>
-        </w:rPr>
-        <w:t xml:space="preserve">                    0.0f, 1.0f, 0.0f,</w:t>
-      </w:r>
-    </w:p>
-    <w:p>
-      <w:pPr>
-        <w:pStyle w:val="Codeblock"/>
-        <w:spacing w:after="0"/>
-        <w:rPr>
-          <w:sz w:val="18"/>
-          <w:szCs w:val="18"/>
-        </w:rPr>
-      </w:pPr>
-      <w:r>
-        <w:rPr>
-          <w:sz w:val="18"/>
-          <w:szCs w:val="18"/>
-        </w:rPr>
-        <w:t xml:space="preserve">                    0.0f, 1.0f, 0.0f,</w:t>
-      </w:r>
-    </w:p>
-    <w:p>
-      <w:pPr>
-        <w:pStyle w:val="Codeblock"/>
-        <w:spacing w:after="0"/>
-        <w:rPr>
-          <w:sz w:val="18"/>
-          <w:szCs w:val="18"/>
-        </w:rPr>
-      </w:pPr>
-      <w:r>
-        <w:rPr>
-          <w:sz w:val="18"/>
-          <w:szCs w:val="18"/>
-        </w:rPr>
-        <w:t xml:space="preserve">                    0.0f, 1.0f, 0.0f,</w:t>
-      </w:r>
-    </w:p>
-    <w:p>
-      <w:pPr>
-        <w:pStyle w:val="Codeblock"/>
-        <w:spacing w:after="0"/>
-        <w:rPr>
-          <w:sz w:val="18"/>
-          <w:szCs w:val="18"/>
-        </w:rPr>
-      </w:pPr>
-      <w:r>
-        <w:rPr>
-          <w:sz w:val="18"/>
-          <w:szCs w:val="18"/>
-        </w:rPr>
-        <w:t xml:space="preserve">                    0.0f, 0.0f, 1.0f, </w:t>
-      </w:r>
-      <w:r>
-        <w:rPr>
-          <w:color w:val="3F7F5F"/>
-          <w:sz w:val="18"/>
-          <w:szCs w:val="18"/>
-        </w:rPr>
-        <w:t>/* Left. */</w:t>
-      </w:r>
-    </w:p>
-    <w:p>
-      <w:pPr>
-        <w:pStyle w:val="Codeblock"/>
-        <w:spacing w:after="0"/>
-        <w:rPr>
-          <w:sz w:val="18"/>
-          <w:szCs w:val="18"/>
-        </w:rPr>
-      </w:pPr>
-      <w:r>
-        <w:rPr>
-          <w:sz w:val="18"/>
-          <w:szCs w:val="18"/>
-        </w:rPr>
-        <w:t xml:space="preserve">                    0.0f, 0.0f, 1.0f,</w:t>
-      </w:r>
-    </w:p>
-    <w:p>
-      <w:pPr>
-        <w:pStyle w:val="Codeblock"/>
-        <w:spacing w:after="0"/>
-        <w:rPr>
-          <w:sz w:val="18"/>
-          <w:szCs w:val="18"/>
-        </w:rPr>
-      </w:pPr>
-      <w:r>
-        <w:rPr>
-          <w:sz w:val="18"/>
-          <w:szCs w:val="18"/>
-        </w:rPr>
-        <w:t xml:space="preserve">                    0.0f, 0.0f, 1.0f,</w:t>
-      </w:r>
-    </w:p>
-    <w:p>
-      <w:pPr>
-        <w:pStyle w:val="Codeblock"/>
-        <w:spacing w:after="0"/>
-        <w:rPr>
-          <w:sz w:val="18"/>
-          <w:szCs w:val="18"/>
-        </w:rPr>
-      </w:pPr>
-      <w:r>
-        <w:rPr>
-          <w:sz w:val="18"/>
-          <w:szCs w:val="18"/>
-        </w:rPr>
-        <w:t xml:space="preserve">                    0.0f, 0.0f, 1.0f,</w:t>
-      </w:r>
-    </w:p>
-    <w:p>
-      <w:pPr>
-        <w:pStyle w:val="Codeblock"/>
-        <w:spacing w:after="0"/>
-        <w:rPr>
-          <w:sz w:val="18"/>
-          <w:szCs w:val="18"/>
-        </w:rPr>
-      </w:pPr>
-      <w:r>
-        <w:rPr>
-          <w:sz w:val="18"/>
-          <w:szCs w:val="18"/>
-        </w:rPr>
-        <w:t xml:space="preserve">                    0.0f, 0.0f, 1.0f,</w:t>
-      </w:r>
-    </w:p>
-    <w:p>
-      <w:pPr>
-        <w:pStyle w:val="Codeblock"/>
-        <w:spacing w:after="0"/>
-        <w:rPr>
-          <w:sz w:val="18"/>
-          <w:szCs w:val="18"/>
-        </w:rPr>
-      </w:pPr>
-      <w:r>
-        <w:rPr>
-          <w:sz w:val="18"/>
-          <w:szCs w:val="18"/>
-        </w:rPr>
-        <w:t xml:space="preserve">                    1.0f, 1.0f, 0.0f, </w:t>
-      </w:r>
-      <w:r>
-        <w:rPr>
-          <w:color w:val="3F7F5F"/>
-          <w:sz w:val="18"/>
-          <w:szCs w:val="18"/>
-        </w:rPr>
-        <w:t>/* Right. */</w:t>
-      </w:r>
-    </w:p>
-    <w:p>
-      <w:pPr>
-        <w:pStyle w:val="Codeblock"/>
-        <w:spacing w:after="0"/>
-        <w:rPr>
-          <w:sz w:val="18"/>
-          <w:szCs w:val="18"/>
-        </w:rPr>
-      </w:pPr>
-      <w:r>
-        <w:rPr>
-          <w:sz w:val="18"/>
-          <w:szCs w:val="18"/>
-        </w:rPr>
-        <w:t xml:space="preserve">                    1.0f, 1.0f, 0.0f,</w:t>
-      </w:r>
-    </w:p>
-    <w:p>
-      <w:pPr>
-        <w:pStyle w:val="Codeblock"/>
-        <w:spacing w:after="0"/>
-        <w:rPr>
-          <w:sz w:val="18"/>
-          <w:szCs w:val="18"/>
-        </w:rPr>
-      </w:pPr>
-      <w:r>
-        <w:rPr>
-          <w:sz w:val="18"/>
-          <w:szCs w:val="18"/>
-        </w:rPr>
-        <w:t xml:space="preserve">                    1.0f, 1.0f, 0.0f,</w:t>
-      </w:r>
-    </w:p>
-    <w:p>
-      <w:pPr>
-        <w:pStyle w:val="Codeblock"/>
-        <w:spacing w:after="0"/>
-        <w:rPr>
-          <w:sz w:val="18"/>
-          <w:szCs w:val="18"/>
-        </w:rPr>
-      </w:pPr>
-      <w:r>
-        <w:rPr>
-          <w:sz w:val="18"/>
-          <w:szCs w:val="18"/>
-        </w:rPr>
-        <w:t xml:space="preserve">                    1.0f, 1.0f, 0.0f,</w:t>
-      </w:r>
-    </w:p>
-    <w:p>
-      <w:pPr>
-        <w:pStyle w:val="Codeblock"/>
-        <w:spacing w:after="0"/>
-        <w:rPr>
-          <w:sz w:val="18"/>
-          <w:szCs w:val="18"/>
-        </w:rPr>
-      </w:pPr>
-      <w:r>
-        <w:rPr>
-          <w:sz w:val="18"/>
-          <w:szCs w:val="18"/>
-        </w:rPr>
-        <w:t xml:space="preserve">                    1.0f, 1.0f, 0.0f,</w:t>
-      </w:r>
-    </w:p>
-    <w:p>
-      <w:pPr>
-        <w:pStyle w:val="Codeblock"/>
-        <w:spacing w:after="0"/>
-        <w:rPr>
-          <w:sz w:val="18"/>
-          <w:szCs w:val="18"/>
-        </w:rPr>
-      </w:pPr>
-      <w:r>
-        <w:rPr>
-          <w:sz w:val="18"/>
-          <w:szCs w:val="18"/>
-        </w:rPr>
-        <w:t xml:space="preserve">                    0.0f, 1.0f, 1.0f, </w:t>
-      </w:r>
-      <w:r>
-        <w:rPr>
-          <w:color w:val="3F7F5F"/>
-          <w:sz w:val="18"/>
-          <w:szCs w:val="18"/>
-        </w:rPr>
-        <w:t>/* Bottom. */</w:t>
-      </w:r>
-    </w:p>
-    <w:p>
-      <w:pPr>
-        <w:pStyle w:val="Codeblock"/>
-        <w:spacing w:after="0"/>
-        <w:rPr>
-          <w:sz w:val="18"/>
-          <w:szCs w:val="18"/>
-        </w:rPr>
-      </w:pPr>
-      <w:r>
-        <w:rPr>
-          <w:sz w:val="18"/>
-          <w:szCs w:val="18"/>
-        </w:rPr>
-        <w:t xml:space="preserve">                    0.0f, 1.0f, 1.0f,</w:t>
-      </w:r>
-    </w:p>
-    <w:p>
-      <w:pPr>
-        <w:pStyle w:val="Codeblock"/>
-        <w:spacing w:after="0"/>
-        <w:rPr>
-          <w:sz w:val="18"/>
-          <w:szCs w:val="18"/>
-        </w:rPr>
-      </w:pPr>
-      <w:r>
-        <w:rPr>
-          <w:sz w:val="18"/>
-          <w:szCs w:val="18"/>
-        </w:rPr>
-        <w:t xml:space="preserve">                    0.0f, 1.0f, 1.0f,</w:t>
-      </w:r>
-    </w:p>
-    <w:p>
-      <w:pPr>
-        <w:pStyle w:val="Codeblock"/>
-        <w:spacing w:after="0"/>
-        <w:rPr>
-          <w:sz w:val="18"/>
-          <w:szCs w:val="18"/>
-        </w:rPr>
-      </w:pPr>
-      <w:r>
-        <w:rPr>
-          <w:sz w:val="18"/>
-          <w:szCs w:val="18"/>
-        </w:rPr>
-        <w:t xml:space="preserve">                    0.0f, 1.0f, 1.0f,</w:t>
-      </w:r>
-    </w:p>
-    <w:p>
-      <w:pPr>
-        <w:pStyle w:val="Codeblock"/>
-        <w:spacing w:after="0"/>
-        <w:rPr>
-          <w:sz w:val="18"/>
-          <w:szCs w:val="18"/>
-        </w:rPr>
-      </w:pPr>
-      <w:r>
-        <w:rPr>
-          <w:sz w:val="18"/>
-          <w:szCs w:val="18"/>
-        </w:rPr>
-        <w:t xml:space="preserve">                    0.0f, 1.0f, 1.0f,</w:t>
-      </w:r>
-    </w:p>
-    <w:p>
-      <w:pPr>
-        <w:pStyle w:val="Codeblock"/>
-        <w:spacing w:after="0"/>
-        <w:rPr>
-          <w:sz w:val="18"/>
-          <w:szCs w:val="18"/>
-        </w:rPr>
-      </w:pPr>
-      <w:r>
-        <w:rPr>
-          <w:sz w:val="18"/>
-          <w:szCs w:val="18"/>
-        </w:rPr>
-        <w:t xml:space="preserve">                    1.0f, 0.0f, 1.0f, </w:t>
-      </w:r>
-      <w:r>
-        <w:rPr>
-          <w:color w:val="3F7F5F"/>
-          <w:sz w:val="18"/>
-          <w:szCs w:val="18"/>
-        </w:rPr>
-        <w:t>/* Top. */</w:t>
-      </w:r>
-    </w:p>
-    <w:p>
-      <w:pPr>
-        <w:pStyle w:val="Codeblock"/>
-        <w:spacing w:after="0"/>
-        <w:rPr>
-          <w:sz w:val="18"/>
-          <w:szCs w:val="18"/>
-        </w:rPr>
-      </w:pPr>
-      <w:r>
-        <w:rPr>
-          <w:sz w:val="18"/>
-          <w:szCs w:val="18"/>
-        </w:rPr>
-        <w:t xml:space="preserve">                    1.0f, 0.0f, 1.0f,</w:t>
-      </w:r>
-    </w:p>
-    <w:p>
-      <w:pPr>
-        <w:pStyle w:val="Codeblock"/>
-        <w:spacing w:after="0"/>
-        <w:rPr>
-          <w:sz w:val="18"/>
-          <w:szCs w:val="18"/>
-        </w:rPr>
-      </w:pPr>
-      <w:r>
-        <w:rPr>
-          <w:sz w:val="18"/>
-          <w:szCs w:val="18"/>
-        </w:rPr>
-        <w:t xml:space="preserve">                    1.0f, 0.0f, 1.0f,</w:t>
-      </w:r>
-    </w:p>
-    <w:p>
-      <w:pPr>
-        <w:pStyle w:val="Codeblock"/>
-        <w:spacing w:after="0"/>
-        <w:rPr>
-          <w:sz w:val="18"/>
-          <w:szCs w:val="18"/>
-        </w:rPr>
-      </w:pPr>
-      <w:r>
-        <w:rPr>
-          <w:sz w:val="18"/>
-          <w:szCs w:val="18"/>
-        </w:rPr>
-        <w:t xml:space="preserve">                    1.0f, 0.0f, 1.0f,</w:t>
-      </w:r>
-    </w:p>
-    <w:p>
-      <w:pPr>
-        <w:pStyle w:val="Codeblock"/>
-        <w:spacing w:after="0"/>
-        <w:rPr>
-          <w:sz w:val="18"/>
-          <w:szCs w:val="18"/>
-        </w:rPr>
-      </w:pPr>
-      <w:r>
-        <w:rPr>
-          <w:sz w:val="18"/>
-          <w:szCs w:val="18"/>
-        </w:rPr>
-        <w:t xml:space="preserve">                    1.0f, 0.0f, 1.0f</w:t>
-      </w:r>
-    </w:p>
-    <w:p>
-      <w:pPr>
-        <w:pStyle w:val="Codeblock"/>
-        <w:spacing w:after="0"/>
-        <w:rPr>
-          <w:sz w:val="18"/>
-          <w:szCs w:val="18"/>
-        </w:rPr>
-      </w:pPr>
-      <w:r>
-        <w:rPr>
-          <w:sz w:val="18"/>
-          <w:szCs w:val="18"/>
-        </w:rPr>
-        <w:t xml:space="preserve">                   };</w:t>
-      </w:r>
-    </w:p>
-    <w:p>
-      <w:pPr>
-        <w:shd w:val="clear" w:color="auto" w:fill="FFFFFF" w:themeFill="background1"/>
-        <w:spacing w:after="0"/>
-        <w:rPr>
-          <w:rFonts w:ascii="Consolas" w:hAnsi="Consolas" w:cs="Consolas"/>
-          <w:color w:val="000000"/>
-          <w:sz w:val="18"/>
-        </w:rPr>
-      </w:pPr>
-    </w:p>
-    <w:p>
-      <w:pPr>
-        <w:shd w:val="clear" w:color="auto" w:fill="FFFFFF" w:themeFill="background1"/>
+        <w:t xml:space="preserve">We </w:t>
+      </w:r>
+      <w:proofErr w:type="gramStart"/>
+      <w:r>
         <w:rPr>
           <w:rFonts w:cs="Consolas"/>
           <w:color w:val="000000"/>
         </w:rPr>
-      </w:pPr>
+        <w:t>have to</w:t>
+      </w:r>
+      <w:proofErr w:type="gramEnd"/>
       <w:r>
         <w:rPr>
           <w:rFonts w:cs="Consolas"/>
           <w:color w:val="000000"/>
         </w:rPr>
-        <w:t>We also have to alter the indices array in order to take this change into account. We now draw four triangles per face, all of which use the vertex in the middle of the face. The array will now look like this:</w:t>
+        <w:t xml:space="preserve"> alter the indices array to take this change into account. We now draw four triangles per face, all of which use the vertex in the middle of the face. The array will now look like this:</w:t>
       </w:r>
     </w:p>
     <w:p>
@@ -2466,50 +2697,33 @@
     </w:p>
     <w:p>
       <w:pPr>
-        <w:shd w:val="clear" w:color="auto" w:fill="FFFFFF" w:themeFill="background1"/>
-        <w:spacing w:after="0"/>
-        <w:rPr>
-          <w:rFonts w:cs="Consolas"/>
-          <w:color w:val="000000"/>
-        </w:rPr>
-      </w:pPr>
-    </w:p>
-    <w:p>
-      <w:pPr>
-        <w:shd w:val="clear" w:color="auto" w:fill="FFFFFF" w:themeFill="background1"/>
-        <w:spacing w:after="0"/>
-        <w:rPr>
-          <w:rFonts w:cs="Consolas"/>
-          <w:color w:val="000000"/>
-        </w:rPr>
-      </w:pPr>
-    </w:p>
-    <w:p>
-      <w:pPr>
-        <w:shd w:val="clear" w:color="auto" w:fill="FFFFFF" w:themeFill="background1"/>
-        <w:spacing w:after="0"/>
-        <w:rPr>
-          <w:rFonts w:cs="Consolas"/>
-          <w:color w:val="000000"/>
-        </w:rPr>
-      </w:pPr>
-    </w:p>
-    <w:p>
-      <w:pPr>
         <w:pStyle w:val="Heading1"/>
       </w:pPr>
-      <w:bookmarkStart w:id="6" w:name="_Toc36043804"/>
-      <w:r>
+      <w:bookmarkStart w:id="5" w:name="_Toc36043804"/>
+      <w:r>
+        <w:lastRenderedPageBreak/>
         <w:t>Normals</w:t>
       </w:r>
-      <w:bookmarkEnd w:id="6"/>
+      <w:bookmarkEnd w:id="5"/>
     </w:p>
     <w:p>
       <w:pPr>
         <w:jc w:val="both"/>
       </w:pPr>
       <w:r>
-        <w:t>In most lighting models, it is necessary to know which way the polygons are facing so that we can take them into account when generating lighting. We need to know whether the polygon is facing the light or not, and if it isn’t, it shouldn’t be affected by the light.</w:t>
+        <w:t>In most lighting models, it is necessary to know which way the polygons are facing so that we can take th</w:t>
+      </w:r>
+      <w:r>
+        <w:t>is</w:t>
+      </w:r>
+      <w:r>
+        <w:t xml:space="preserve"> into account when generating lighting. We need to know whether the polygon is facing the light</w:t>
+      </w:r>
+      <w:r>
+        <w:t>. I</w:t>
+      </w:r>
+      <w:r>
+        <w:t>f it isn’t, it shouldn’t be affected by the light.</w:t>
       </w:r>
     </w:p>
     <w:p>
@@ -2517,19 +2731,55 @@
         <w:jc w:val="both"/>
       </w:pPr>
       <w:r>
-        <w:t xml:space="preserve">You might think that because we specified the vertices with the correct winding in order to show which way we wanted them to face, </w:t>
-      </w:r>
-      <w:r>
-        <w:t>that</w:t>
-      </w:r>
-      <w:r>
-        <w:t xml:space="preserve"> the system should know. But this is not the case for two reasons. First, there is no tool in OpenGL ES shaders to get this information</w:t>
-      </w:r>
-      <w:r>
-        <w:t>,</w:t>
-      </w:r>
-      <w:r>
-        <w:t xml:space="preserve"> and second, specifying the information separately allows us to do more things and makes the possibilities more powerful.</w:t>
+        <w:t xml:space="preserve">You might think that because we specified the vertices with the correct winding </w:t>
+      </w:r>
+      <w:r>
+        <w:t>to indicate</w:t>
+      </w:r>
+      <w:r>
+        <w:t xml:space="preserve"> which way we wanted them to face, the system should</w:t>
+      </w:r>
+      <w:r>
+        <w:t xml:space="preserve"> already</w:t>
+      </w:r>
+      <w:r>
+        <w:t xml:space="preserve"> know</w:t>
+      </w:r>
+      <w:r>
+        <w:t xml:space="preserve"> this information</w:t>
+      </w:r>
+      <w:r>
+        <w:t xml:space="preserve">. </w:t>
+      </w:r>
+      <w:r>
+        <w:t xml:space="preserve">However, </w:t>
+      </w:r>
+      <w:r>
+        <w:t xml:space="preserve">this is not the case for two reasons. First, there is no tool in OpenGL ES shaders to </w:t>
+      </w:r>
+      <w:r>
+        <w:t>obtain</w:t>
+      </w:r>
+      <w:r>
+        <w:t xml:space="preserve"> this information</w:t>
+      </w:r>
+      <w:r>
+        <w:t>.</w:t>
+      </w:r>
+      <w:r>
+        <w:t xml:space="preserve"> </w:t>
+      </w:r>
+      <w:r>
+        <w:t>S</w:t>
+      </w:r>
+      <w:r>
+        <w:t xml:space="preserve">econd, specifying the information separately allows us to do more things and </w:t>
+      </w:r>
+      <w:r>
+        <w:t>provides greater flexibility</w:t>
+      </w:r>
+      <w:r>
+        <w:t>.</w:t>
       </w:r>
     </w:p>
     <w:p>
@@ -2538,27 +2788,46 @@
         <w:jc w:val="both"/>
       </w:pPr>
       <w:r>
-        <w:t>To specify it ourselves, we use “normals” to encode the information. Every vertex in the scene has a vector pointing perpendicularly from the surface it is attached to. In order to send this data to the GPU</w:t>
+        <w:t xml:space="preserve">To specify it ourselves, we use “normals” to encode the information. Every vertex in the scene has a vector pointing perpendicularly from the surface it is attached to. </w:t>
+      </w:r>
+      <w:r>
+        <w:t>T</w:t>
+      </w:r>
+      <w:r>
+        <w:t>o send this data to the GPU</w:t>
       </w:r>
       <w:r>
         <w:t>,</w:t>
       </w:r>
       <w:r>
-        <w:t xml:space="preserve"> we do the same thing we did for </w:t>
-      </w:r>
-      <w:proofErr w:type="spellStart"/>
-      <w:r>
-        <w:t>colour</w:t>
-      </w:r>
-      <w:proofErr w:type="spellEnd"/>
-      <w:r>
-        <w:t xml:space="preserve"> and position data. We define an array containing per vertex normal</w:t>
-      </w:r>
-      <w:r>
-        <w:t>;</w:t>
-      </w:r>
-      <w:r>
-        <w:t xml:space="preserve"> we get the location of the normal variable in the vertex shader and then upload the data to the GPU using </w:t>
+        <w:t xml:space="preserve"> we do the same thing</w:t>
+      </w:r>
+      <w:r>
+        <w:t xml:space="preserve"> as</w:t>
+      </w:r>
+      <w:r>
+        <w:t xml:space="preserve"> we did for color and position data. We define an array containing per</w:t>
+      </w:r>
+      <w:r>
+        <w:t>-</w:t>
+      </w:r>
+      <w:r>
+        <w:t>vertex normal</w:t>
+      </w:r>
+      <w:r>
+        <w:t>s</w:t>
+      </w:r>
+      <w:r>
+        <w:t>.</w:t>
+      </w:r>
+      <w:r>
+        <w:t xml:space="preserve"> </w:t>
+      </w:r>
+      <w:r>
+        <w:t>W</w:t>
+      </w:r>
+      <w:r>
+        <w:t xml:space="preserve">e get the location of the normal variable in the vertex shader and then upload the data to the GPU using </w:t>
       </w:r>
       <w:r>
         <w:rPr>
@@ -2615,15 +2884,13 @@
         <w:jc w:val="both"/>
       </w:pPr>
       <w:r>
-        <w:t xml:space="preserve">We will now go through this step by step in code. We start by adding a new attribute in the vertex shader. This will represent the vertex </w:t>
-      </w:r>
-      <w:proofErr w:type="spellStart"/>
-      <w:r>
-        <w:t>normals</w:t>
-      </w:r>
-      <w:proofErr w:type="spellEnd"/>
-      <w:r>
-        <w:t xml:space="preserve"> we have just discussed:</w:t>
+        <w:t>We go through this step by step in code. We start by adding a new attribute in the vertex shader. This represent</w:t>
+      </w:r>
+      <w:r>
+        <w:t>s</w:t>
+      </w:r>
+      <w:r>
+        <w:t xml:space="preserve"> the vertex normals we have just discussed:</w:t>
       </w:r>
     </w:p>
     <w:p>
@@ -2679,7 +2946,13 @@
         <w:spacing w:after="240" w:line="240" w:lineRule="auto"/>
       </w:pPr>
       <w:r>
-        <w:t>The next thing we do is create a global variable in the native code (not within the shader). This will hold the vertex normal attribute location:</w:t>
+        <w:t xml:space="preserve">The next thing we do is create a global variable in the native code (not within the shader). This will hold the </w:t>
+      </w:r>
+      <w:r>
+        <w:t xml:space="preserve">location of the </w:t>
+      </w:r>
+      <w:r>
+        <w:t>vertex normal attribute:</w:t>
       </w:r>
     </w:p>
     <w:p>
@@ -2773,15 +3046,7 @@
         <w:t xml:space="preserve">that </w:t>
       </w:r>
       <w:r>
-        <w:t xml:space="preserve">contains </w:t>
-      </w:r>
-      <w:proofErr w:type="gramStart"/>
-      <w:r>
-        <w:t>all of</w:t>
-      </w:r>
-      <w:proofErr w:type="gramEnd"/>
-      <w:r>
-        <w:t xml:space="preserve"> the vertex normal. Make sure to enable the array.</w:t>
+        <w:t>contains the vertex normal. Make sure to enable the array.</w:t>
       </w:r>
     </w:p>
     <w:p>
@@ -3110,75 +3375,75 @@
           <w:sz w:val="18"/>
           <w:szCs w:val="18"/>
         </w:rPr>
+        <w:t xml:space="preserve">                      1.0f,  1.0f, -1.0f,</w:t>
+      </w:r>
+    </w:p>
+    <w:p>
+      <w:pPr>
+        <w:pStyle w:val="Codeblock"/>
+        <w:spacing w:after="0"/>
+        <w:rPr>
+          <w:sz w:val="18"/>
+          <w:szCs w:val="18"/>
+        </w:rPr>
+      </w:pPr>
+      <w:r>
+        <w:rPr>
+          <w:sz w:val="18"/>
+          <w:szCs w:val="18"/>
+        </w:rPr>
+        <w:t xml:space="preserve">                      1.0f, -1.0f,  1.0f,</w:t>
+      </w:r>
+    </w:p>
+    <w:p>
+      <w:pPr>
+        <w:pStyle w:val="Codeblock"/>
+        <w:spacing w:after="0"/>
+        <w:rPr>
+          <w:sz w:val="18"/>
+          <w:szCs w:val="18"/>
+        </w:rPr>
+      </w:pPr>
+      <w:r>
+        <w:rPr>
+          <w:sz w:val="18"/>
+          <w:szCs w:val="18"/>
+        </w:rPr>
+        <w:t xml:space="preserve">                      1.0f, -1.0f, -1.0f,</w:t>
+      </w:r>
+    </w:p>
+    <w:p>
+      <w:pPr>
+        <w:pStyle w:val="Codeblock"/>
+        <w:spacing w:after="0"/>
+        <w:rPr>
+          <w:sz w:val="18"/>
+          <w:szCs w:val="18"/>
+        </w:rPr>
+      </w:pPr>
+      <w:r>
+        <w:rPr>
+          <w:sz w:val="18"/>
+          <w:szCs w:val="18"/>
+        </w:rPr>
+        <w:t xml:space="preserve">                      1.0f,  0.0f,  0.0f,</w:t>
+      </w:r>
+    </w:p>
+    <w:p>
+      <w:pPr>
+        <w:pStyle w:val="Codeblock"/>
+        <w:spacing w:after="0"/>
+        <w:rPr>
+          <w:sz w:val="18"/>
+          <w:szCs w:val="18"/>
+        </w:rPr>
+      </w:pPr>
+      <w:r>
+        <w:rPr>
+          <w:sz w:val="18"/>
+          <w:szCs w:val="18"/>
+        </w:rPr>
         <w:lastRenderedPageBreak/>
-        <w:t xml:space="preserve">                      1.0f,  1.0f, -1.0f,</w:t>
-      </w:r>
-    </w:p>
-    <w:p>
-      <w:pPr>
-        <w:pStyle w:val="Codeblock"/>
-        <w:spacing w:after="0"/>
-        <w:rPr>
-          <w:sz w:val="18"/>
-          <w:szCs w:val="18"/>
-        </w:rPr>
-      </w:pPr>
-      <w:r>
-        <w:rPr>
-          <w:sz w:val="18"/>
-          <w:szCs w:val="18"/>
-        </w:rPr>
-        <w:t xml:space="preserve">                      1.0f, -1.0f,  1.0f,</w:t>
-      </w:r>
-    </w:p>
-    <w:p>
-      <w:pPr>
-        <w:pStyle w:val="Codeblock"/>
-        <w:spacing w:after="0"/>
-        <w:rPr>
-          <w:sz w:val="18"/>
-          <w:szCs w:val="18"/>
-        </w:rPr>
-      </w:pPr>
-      <w:r>
-        <w:rPr>
-          <w:sz w:val="18"/>
-          <w:szCs w:val="18"/>
-        </w:rPr>
-        <w:t xml:space="preserve">                      1.0f, -1.0f, -1.0f,</w:t>
-      </w:r>
-    </w:p>
-    <w:p>
-      <w:pPr>
-        <w:pStyle w:val="Codeblock"/>
-        <w:spacing w:after="0"/>
-        <w:rPr>
-          <w:sz w:val="18"/>
-          <w:szCs w:val="18"/>
-        </w:rPr>
-      </w:pPr>
-      <w:r>
-        <w:rPr>
-          <w:sz w:val="18"/>
-          <w:szCs w:val="18"/>
-        </w:rPr>
-        <w:t xml:space="preserve">                      1.0f,  0.0f,  0.0f,</w:t>
-      </w:r>
-    </w:p>
-    <w:p>
-      <w:pPr>
-        <w:pStyle w:val="Codeblock"/>
-        <w:spacing w:after="0"/>
-        <w:rPr>
-          <w:sz w:val="18"/>
-          <w:szCs w:val="18"/>
-        </w:rPr>
-      </w:pPr>
-      <w:r>
-        <w:rPr>
-          <w:sz w:val="18"/>
-          <w:szCs w:val="18"/>
-        </w:rPr>
         <w:t xml:space="preserve">                     -1.0f, -1.0f,  1.0f, </w:t>
       </w:r>
       <w:r>
@@ -3488,21 +3753,49 @@
           <w:rFonts w:cs="Consolas"/>
           <w:color w:val="000000"/>
         </w:rPr>
-        <w:t>The vertex normal array would typically be generated by the modeling tool; however, for this tutorial</w:t>
+        <w:t>The vertex normal array would typically be generated by the modeling tool</w:t>
       </w:r>
       <w:r>
         <w:rPr>
           <w:rFonts w:cs="Consolas"/>
           <w:color w:val="000000"/>
         </w:rPr>
-        <w:t>,</w:t>
+        <w:t>.</w:t>
       </w:r>
       <w:r>
         <w:rPr>
           <w:rFonts w:cs="Consolas"/>
           <w:color w:val="000000"/>
         </w:rPr>
-        <w:t xml:space="preserve"> we are just manually writing it to fit our model.</w:t>
+        <w:t xml:space="preserve"> </w:t>
+      </w:r>
+      <w:r>
+        <w:rPr>
+          <w:rFonts w:cs="Consolas"/>
+          <w:color w:val="000000"/>
+        </w:rPr>
+        <w:t>H</w:t>
+      </w:r>
+      <w:r>
+        <w:rPr>
+          <w:rFonts w:cs="Consolas"/>
+          <w:color w:val="000000"/>
+        </w:rPr>
+        <w:t>owever, for this tutorial</w:t>
+      </w:r>
+      <w:r>
+        <w:rPr>
+          <w:rFonts w:cs="Consolas"/>
+          <w:color w:val="000000"/>
+        </w:rPr>
+        <w:t>,</w:t>
+      </w:r>
+      <w:r>
+        <w:rPr>
+          <w:rFonts w:cs="Consolas"/>
+          <w:color w:val="000000"/>
+        </w:rPr>
+        <w:t xml:space="preserve"> we are manually writing it to fit our model.</w:t>
       </w:r>
     </w:p>
     <w:p/>
@@ -3510,25 +3803,31 @@
       <w:pPr>
         <w:pStyle w:val="Heading1"/>
       </w:pPr>
-      <w:bookmarkStart w:id="7" w:name="_Toc36043805"/>
+      <w:bookmarkStart w:id="6" w:name="_Toc36043805"/>
       <w:r>
         <w:t>Types of Lighting</w:t>
       </w:r>
+      <w:bookmarkEnd w:id="6"/>
+    </w:p>
+    <w:p>
+      <w:pPr>
+        <w:pStyle w:val="Heading2"/>
+      </w:pPr>
+      <w:bookmarkStart w:id="7" w:name="_Toc36043806"/>
+      <w:r>
+        <w:t>Diffuse light</w:t>
+      </w:r>
       <w:bookmarkEnd w:id="7"/>
     </w:p>
     <w:p>
-      <w:pPr>
-        <w:pStyle w:val="Heading2"/>
-      </w:pPr>
-      <w:bookmarkStart w:id="8" w:name="_Toc36043806"/>
-      <w:r>
-        <w:t>Diffuse light</w:t>
-      </w:r>
-      <w:bookmarkEnd w:id="8"/>
-    </w:p>
-    <w:p>
-      <w:r>
-        <w:t>In order to create the diffused lighting effect described in the lectures, we need to make the following changes to the vertex shader main function:</w:t>
+      <w:r>
+        <w:t>T</w:t>
+      </w:r>
+      <w:r>
+        <w:t>o create the diffused lighting effect described in the lectures, we need to make the following changes to the vertex shader main function</w:t>
+      </w:r>
+      <w:r>
+        <w:t>.</w:t>
       </w:r>
     </w:p>
     <w:p>
@@ -3676,7 +3975,7 @@
         <w:rPr>
           <w:rFonts w:cs="Consolas"/>
         </w:rPr>
-        <w:t>Like we did with the vertex positions, we must modify the normals using the “modelViewMatrix” so that they match</w:t>
+        <w:t>As</w:t>
       </w:r>
       <w:r>
         <w:rPr>
@@ -3688,18 +3987,108 @@
         <w:rPr>
           <w:rFonts w:cs="Consolas"/>
         </w:rPr>
-        <w:t xml:space="preserve">up. As a result of normals being vectors as opposed to positions, we set the w component of the normals to 0; this means that any translations in the model view matrix are ignored. </w:t>
-      </w:r>
-      <w:r>
-        <w:t xml:space="preserve">The next thing we do is set up the direction that we wish our light to come from. As mentioned in the lecture, the light direction is reversed so we have to code the opposite direction. Finally, we set the fragment </w:t>
-      </w:r>
-      <w:proofErr w:type="spellStart"/>
-      <w:r>
-        <w:t>colour</w:t>
-      </w:r>
-      <w:proofErr w:type="spellEnd"/>
-      <w:r>
-        <w:t xml:space="preserve"> to zero.</w:t>
+        <w:t xml:space="preserve">we did with the vertex positions, we must modify the normals using the “modelViewMatrix” so that they match. </w:t>
+      </w:r>
+      <w:r>
+        <w:rPr>
+          <w:rFonts w:cs="Consolas"/>
+        </w:rPr>
+        <w:t xml:space="preserve">Since </w:t>
+      </w:r>
+      <w:r>
+        <w:rPr>
+          <w:rFonts w:cs="Consolas"/>
+        </w:rPr>
+        <w:t xml:space="preserve">normals </w:t>
+      </w:r>
+      <w:r>
+        <w:rPr>
+          <w:rFonts w:cs="Consolas"/>
+        </w:rPr>
+        <w:t>are</w:t>
+      </w:r>
+      <w:r>
+        <w:rPr>
+          <w:rFonts w:cs="Consolas"/>
+        </w:rPr>
+        <w:t xml:space="preserve"> </w:t>
+      </w:r>
+      <w:r>
+        <w:rPr>
+          <w:rFonts w:cs="Consolas"/>
+        </w:rPr>
+        <w:t xml:space="preserve">vectors </w:t>
+      </w:r>
+      <w:r>
+        <w:rPr>
+          <w:rFonts w:cs="Consolas"/>
+        </w:rPr>
+        <w:t xml:space="preserve">rather than </w:t>
+      </w:r>
+      <w:r>
+        <w:rPr>
+          <w:rFonts w:cs="Consolas"/>
+        </w:rPr>
+        <w:t>positions, we set the w component of the normals to 0</w:t>
+      </w:r>
+      <w:r>
+        <w:rPr>
+          <w:rFonts w:cs="Consolas"/>
+        </w:rPr>
+        <w:t>.</w:t>
+      </w:r>
+      <w:r>
+        <w:rPr>
+          <w:rFonts w:cs="Consolas"/>
+        </w:rPr>
+        <w:t xml:space="preserve"> </w:t>
+      </w:r>
+      <w:r>
+        <w:rPr>
+          <w:rFonts w:cs="Consolas"/>
+        </w:rPr>
+        <w:t>T</w:t>
+      </w:r>
+      <w:r>
+        <w:rPr>
+          <w:rFonts w:cs="Consolas"/>
+        </w:rPr>
+        <w:t xml:space="preserve">his means that any translations in the model view matrix are ignored. </w:t>
+      </w:r>
+      <w:r>
+        <w:t xml:space="preserve">The next thing </w:t>
+      </w:r>
+      <w:r>
+        <w:t>to</w:t>
+      </w:r>
+      <w:r>
+        <w:t xml:space="preserve"> </w:t>
+      </w:r>
+      <w:r>
+        <w:t xml:space="preserve">do is set up the direction that we </w:t>
+      </w:r>
+      <w:r>
+        <w:t>want</w:t>
+      </w:r>
+      <w:r>
+        <w:t xml:space="preserve"> </w:t>
+      </w:r>
+      <w:r>
+        <w:t>our light to come from. As mentioned in the lecture, the light direction is reversed</w:t>
+      </w:r>
+      <w:r>
+        <w:t>,</w:t>
+      </w:r>
+      <w:r>
+        <w:t xml:space="preserve"> so we </w:t>
+      </w:r>
+      <w:proofErr w:type="gramStart"/>
+      <w:r>
+        <w:t>have to</w:t>
+      </w:r>
+      <w:proofErr w:type="gramEnd"/>
+      <w:r>
+        <w:t xml:space="preserve"> code the opposite direction. Finally, we set the fragment color to zero.</w:t>
       </w:r>
     </w:p>
     <w:p>
@@ -3708,7 +4097,10 @@
         <w:jc w:val="both"/>
       </w:pPr>
       <w:r>
-        <w:t>In order to perform the calculation required for the diffuse lighting</w:t>
+        <w:t>T</w:t>
+      </w:r>
+      <w:r>
+        <w:t>o perform the calculation required for the diffuse lighting</w:t>
       </w:r>
       <w:r>
         <w:t>,</w:t>
@@ -3851,13 +4243,23 @@
         </w:rPr>
         <w:t xml:space="preserve"> </w:t>
       </w:r>
-      <w:r>
-        <w:rPr>
-          <w:color w:val="2A00FF"/>
-          <w:sz w:val="18"/>
-          <w:szCs w:val="18"/>
-        </w:rPr>
-        <w:t xml:space="preserve">float </w:t>
+      <w:proofErr w:type="gramStart"/>
+      <w:r>
+        <w:rPr>
+          <w:color w:val="2A00FF"/>
+          <w:sz w:val="18"/>
+          <w:szCs w:val="18"/>
+        </w:rPr>
+        <w:t>float</w:t>
+      </w:r>
+      <w:proofErr w:type="gramEnd"/>
+      <w:r>
+        <w:rPr>
+          <w:color w:val="2A00FF"/>
+          <w:sz w:val="18"/>
+          <w:szCs w:val="18"/>
+        </w:rPr>
+        <w:t xml:space="preserve"> </w:t>
       </w:r>
       <w:proofErr w:type="spellStart"/>
       <w:r>
@@ -3893,7 +4295,53 @@
           <w:sz w:val="18"/>
           <w:szCs w:val="18"/>
         </w:rPr>
-        <w:t>0.0, dot(transformedVertexNormal, inverseLightDirection));\n"</w:t>
+        <w:t xml:space="preserve">0.0, </w:t>
+      </w:r>
+      <w:proofErr w:type="gramStart"/>
+      <w:r>
+        <w:rPr>
+          <w:color w:val="2A00FF"/>
+          <w:sz w:val="18"/>
+          <w:szCs w:val="18"/>
+        </w:rPr>
+        <w:t>dot(</w:t>
+      </w:r>
+      <w:proofErr w:type="spellStart"/>
+      <w:proofErr w:type="gramEnd"/>
+      <w:r>
+        <w:rPr>
+          <w:color w:val="2A00FF"/>
+          <w:sz w:val="18"/>
+          <w:szCs w:val="18"/>
+        </w:rPr>
+        <w:t>transformedVertexNormal</w:t>
+      </w:r>
+      <w:proofErr w:type="spellEnd"/>
+      <w:r>
+        <w:rPr>
+          <w:color w:val="2A00FF"/>
+          <w:sz w:val="18"/>
+          <w:szCs w:val="18"/>
+        </w:rPr>
+        <w:t>, inverseLightDirection)</w:t>
+      </w:r>
+      <w:proofErr w:type="gramStart"/>
+      <w:r>
+        <w:rPr>
+          <w:color w:val="2A00FF"/>
+          <w:sz w:val="18"/>
+          <w:szCs w:val="18"/>
+        </w:rPr>
+        <w:t>);\</w:t>
+      </w:r>
+      <w:proofErr w:type="gramEnd"/>
+      <w:r>
+        <w:rPr>
+          <w:color w:val="2A00FF"/>
+          <w:sz w:val="18"/>
+          <w:szCs w:val="18"/>
+        </w:rPr>
+        <w:t>n"</w:t>
       </w:r>
     </w:p>
     <w:p>
@@ -3952,56 +4400,82 @@
         <w:t>The first line of code is related to the RGB intensity of the diffuse light</w:t>
       </w:r>
       <w:r>
-        <w:t>;</w:t>
-      </w:r>
-      <w:r>
-        <w:t xml:space="preserve"> this allows us to set the light to a certain </w:t>
-      </w:r>
-      <w:proofErr w:type="spellStart"/>
-      <w:r>
-        <w:t>colour</w:t>
-      </w:r>
-      <w:proofErr w:type="spellEnd"/>
-      <w:r>
-        <w:t>. In this example</w:t>
+        <w:t>.</w:t>
+      </w:r>
+      <w:r>
+        <w:t xml:space="preserve"> </w:t>
+      </w:r>
+      <w:r>
+        <w:t>T</w:t>
+      </w:r>
+      <w:r>
+        <w:t xml:space="preserve">his allows us to set the light to a </w:t>
+      </w:r>
+      <w:r>
+        <w:t>specific</w:t>
+      </w:r>
+      <w:r>
+        <w:t xml:space="preserve"> </w:t>
+      </w:r>
+      <w:r>
+        <w:t>color. In this example</w:t>
       </w:r>
       <w:r>
         <w:t>,</w:t>
       </w:r>
       <w:r>
-        <w:t xml:space="preserve"> it is a white light. The next line sets an RGB constant to outline </w:t>
-      </w:r>
-      <w:r>
-        <w:lastRenderedPageBreak/>
-        <w:t xml:space="preserve">what ratio of the diffuse light this surface should reflect (between 1 and 0). This provides the ability to set the </w:t>
-      </w:r>
-      <w:proofErr w:type="spellStart"/>
-      <w:r>
-        <w:t>colour</w:t>
-      </w:r>
-      <w:proofErr w:type="spellEnd"/>
-      <w:r>
-        <w:t xml:space="preserve"> of the surface. Given a ratio of (1.0, 0.0, 0.0), 100% of the red light will be reflected whilst 0% of the green and blue light </w:t>
-      </w:r>
-      <w:r>
-        <w:t xml:space="preserve">is </w:t>
-      </w:r>
-      <w:r>
-        <w:t>reflected. This will lead to the objects appearing red. In this case</w:t>
+        <w:t xml:space="preserve"> it is white light. The next line sets an RGB constant to </w:t>
+      </w:r>
+      <w:r>
+        <w:t>define the</w:t>
+      </w:r>
+      <w:r>
+        <w:t xml:space="preserve"> ratio of the diffuse light this surface should reflect (between </w:t>
+      </w:r>
+      <w:r>
+        <w:t>0</w:t>
+      </w:r>
+      <w:r>
+        <w:t xml:space="preserve"> and </w:t>
+      </w:r>
+      <w:r>
+        <w:t>1</w:t>
+      </w:r>
+      <w:r>
+        <w:t xml:space="preserve">). This provides the ability to set the color of the surface. Given a ratio of (1.0, 0.0, 0.0), 100% of the red light will be reflected whilst 0% of the green and blue light </w:t>
+      </w:r>
+      <w:r>
+        <w:t>will be</w:t>
+      </w:r>
+      <w:r>
+        <w:t xml:space="preserve"> </w:t>
+      </w:r>
+      <w:r>
+        <w:t xml:space="preserve">reflected. This </w:t>
+      </w:r>
+      <w:r>
+        <w:t xml:space="preserve">causes </w:t>
+      </w:r>
+      <w:r>
+        <w:t>the objects</w:t>
+      </w:r>
+      <w:r>
+        <w:t xml:space="preserve"> to</w:t>
+      </w:r>
+      <w:r>
+        <w:t xml:space="preserve"> appear red. In this case</w:t>
       </w:r>
       <w:r>
         <w:t>,</w:t>
       </w:r>
       <w:r>
-        <w:t xml:space="preserve"> we just set it to the </w:t>
-      </w:r>
-      <w:proofErr w:type="spellStart"/>
-      <w:r>
-        <w:t>colours</w:t>
-      </w:r>
-      <w:proofErr w:type="spellEnd"/>
-      <w:r>
-        <w:t xml:space="preserve"> we have stored in </w:t>
+        <w:t xml:space="preserve"> </w:t>
+      </w:r>
+      <w:r>
+        <w:t xml:space="preserve">simply </w:t>
+      </w:r>
+      <w:r>
+        <w:t xml:space="preserve">set it to the colors stored in </w:t>
       </w:r>
       <w:r>
         <w:rPr>
@@ -4050,21 +4524,39 @@
         <w:t>,</w:t>
       </w:r>
       <w:r>
-        <w:t xml:space="preserve"> we do the dot product of the normal and the light direction in order to get the cosine of the angle between the two. The “max” function call</w:t>
-      </w:r>
-      <w:r>
-        <w:t>s</w:t>
-      </w:r>
-      <w:r>
-        <w:t xml:space="preserve"> that the negative values are ignored as we do not wish for light to affect these. The final thing we do is combine them together and add it to the fragment </w:t>
-      </w:r>
-      <w:proofErr w:type="spellStart"/>
-      <w:r>
-        <w:t>colour</w:t>
-      </w:r>
-      <w:proofErr w:type="spellEnd"/>
-      <w:r>
-        <w:t>.</w:t>
+        <w:t xml:space="preserve"> we </w:t>
+      </w:r>
+      <w:r>
+        <w:t>calculate</w:t>
+      </w:r>
+      <w:r>
+        <w:t xml:space="preserve"> the dot product of the normal and the light direction </w:t>
+      </w:r>
+      <w:r>
+        <w:t xml:space="preserve">to obtain </w:t>
+      </w:r>
+      <w:r>
+        <w:t>the cosine of the angle between the two. The “max” function call</w:t>
+      </w:r>
+      <w:r>
+        <w:t xml:space="preserve"> ensures</w:t>
+      </w:r>
+      <w:r>
+        <w:t xml:space="preserve"> that the negative values are ignored as we do not </w:t>
+      </w:r>
+      <w:r>
+        <w:t xml:space="preserve">want </w:t>
+      </w:r>
+      <w:r>
+        <w:t xml:space="preserve">light to affect these. The final thing we do is combine them together and add </w:t>
+      </w:r>
+      <w:proofErr w:type="gramStart"/>
+      <w:r>
+        <w:t>it</w:t>
+      </w:r>
+      <w:proofErr w:type="gramEnd"/>
+      <w:r>
+        <w:t xml:space="preserve"> to the fragment color.</w:t>
       </w:r>
     </w:p>
     <w:p>
@@ -4077,24 +4569,92 @@
         <w:pStyle w:val="Heading2"/>
         <w:jc w:val="both"/>
       </w:pPr>
-      <w:bookmarkStart w:id="9" w:name="_Toc36043807"/>
+      <w:bookmarkStart w:id="8" w:name="_Toc36043807"/>
       <w:r>
         <w:t>Ambient light</w:t>
       </w:r>
-      <w:bookmarkEnd w:id="9"/>
+      <w:bookmarkEnd w:id="8"/>
     </w:p>
     <w:p>
       <w:pPr>
         <w:jc w:val="both"/>
       </w:pPr>
       <w:r>
-        <w:t>Diffuse lighting is good for displaying light that falls on the object directly from the source, but we also need to think about light that is being reflected from the objects. Objects in the real world that aren’t directly in light still aren’t pitch-black</w:t>
-      </w:r>
-      <w:r>
-        <w:t>;</w:t>
-      </w:r>
-      <w:r>
-        <w:t xml:space="preserve"> modeling this is known as “global illumination”. To recreate this accurately in OpenGL ES is very consuming and technical, so we will simulate a similar visual effect called “Ambient light”. Essentially, we define everything in the scene as being hit by a small uniform amount of light.</w:t>
+        <w:t>Diffuse lighting is good for displaying light that falls</w:t>
+      </w:r>
+      <w:r>
+        <w:t xml:space="preserve"> directly</w:t>
+      </w:r>
+      <w:r>
+        <w:t xml:space="preserve"> on </w:t>
+      </w:r>
+      <w:r>
+        <w:t>an</w:t>
+      </w:r>
+      <w:r>
+        <w:t xml:space="preserve"> object from the source, but we also need to think about light that is being reflected from the objects. Objects in the real world that aren’t directly </w:t>
+      </w:r>
+      <w:r>
+        <w:t>illuminated</w:t>
+      </w:r>
+      <w:r>
+        <w:t xml:space="preserve"> are</w:t>
+      </w:r>
+      <w:r>
+        <w:t xml:space="preserve"> still </w:t>
+      </w:r>
+      <w:r>
+        <w:t>n</w:t>
+      </w:r>
+      <w:r>
+        <w:t>o</w:t>
+      </w:r>
+      <w:r>
+        <w:t>t pitch-black</w:t>
+      </w:r>
+      <w:r>
+        <w:t>.</w:t>
+      </w:r>
+      <w:r>
+        <w:t xml:space="preserve"> </w:t>
+      </w:r>
+      <w:r>
+        <w:t>M</w:t>
+      </w:r>
+      <w:r>
+        <w:t xml:space="preserve">odeling this is known as “global illumination”. </w:t>
+      </w:r>
+      <w:r>
+        <w:t>R</w:t>
+      </w:r>
+      <w:r>
+        <w:t>ecreat</w:t>
+      </w:r>
+      <w:r>
+        <w:t>ing</w:t>
+      </w:r>
+      <w:r>
+        <w:t xml:space="preserve"> this accurately in OpenGL ES is </w:t>
+      </w:r>
+      <w:r>
+        <w:t>computational expensive and technically complex</w:t>
+      </w:r>
+      <w:r>
+        <w:t>, so we will simulate a similar visual effect called “</w:t>
+      </w:r>
+      <w:r>
+        <w:t>a</w:t>
+      </w:r>
+      <w:r>
+        <w:t xml:space="preserve">mbient light”. Essentially, we define everything in the scene as being </w:t>
+      </w:r>
+      <w:proofErr w:type="spellStart"/>
+      <w:r>
+        <w:t>illumniated</w:t>
+      </w:r>
+      <w:proofErr w:type="spellEnd"/>
+      <w:r>
+        <w:t xml:space="preserve"> by a small uniform amount of light.</w:t>
       </w:r>
     </w:p>
     <w:p>
@@ -4301,23 +4861,84 @@
         <w:jc w:val="both"/>
       </w:pPr>
       <w:r>
-        <w:t>The first line sets the ambient light intensity; this essentially sets how much reflected light there is in the scene. The next line sets a constant outlining the ratios for the ambient lighting and what the surface should reflect (</w:t>
-      </w:r>
-      <w:r>
-        <w:t>s</w:t>
-      </w:r>
-      <w:r>
-        <w:t xml:space="preserve">ame as the previous diffuse example). The final line multiplies these values together and adds the result to the </w:t>
+        <w:t>The first line sets the ambient light intensity</w:t>
+      </w:r>
+      <w:r>
+        <w:t>.</w:t>
+      </w:r>
+      <w:r>
+        <w:t xml:space="preserve"> </w:t>
+      </w:r>
+      <w:r>
+        <w:t>T</w:t>
+      </w:r>
+      <w:r>
+        <w:t xml:space="preserve">his essentially </w:t>
+      </w:r>
+      <w:r>
+        <w:t xml:space="preserve">determines </w:t>
+      </w:r>
+      <w:r>
+        <w:t>how much reflected light there is in the scene. The next line sets a constant</w:t>
+      </w:r>
+      <w:r>
+        <w:t>,</w:t>
+      </w:r>
+      <w:r>
+        <w:t xml:space="preserve"> </w:t>
+      </w:r>
+      <w:r>
+        <w:t>defining</w:t>
+      </w:r>
+      <w:r>
+        <w:t xml:space="preserve"> </w:t>
+      </w:r>
+      <w:r>
+        <w:t>the ratios for the ambient lighting and what the surface should reflect (</w:t>
+      </w:r>
+      <w:r>
+        <w:t>as in</w:t>
+      </w:r>
+      <w:r>
+        <w:t xml:space="preserve"> the previous diffuse example). The final line multiplies these values together and adds the result to the </w:t>
       </w:r>
       <w:r>
         <w:rPr>
           <w:i/>
           <w:iCs/>
         </w:rPr>
-        <w:t>“fragColour”</w:t>
-      </w:r>
-      <w:r>
-        <w:t xml:space="preserve"> like before. This will give everything in the scene some light.</w:t>
+        <w:t>“</w:t>
+      </w:r>
+      <w:proofErr w:type="spellStart"/>
+      <w:r>
+        <w:rPr>
+          <w:i/>
+          <w:iCs/>
+        </w:rPr>
+        <w:t>fragColour</w:t>
+      </w:r>
+      <w:proofErr w:type="spellEnd"/>
+      <w:r>
+        <w:rPr>
+          <w:i/>
+          <w:iCs/>
+        </w:rPr>
+        <w:t>”</w:t>
+      </w:r>
+      <w:r>
+        <w:t xml:space="preserve"> </w:t>
+      </w:r>
+      <w:r>
+        <w:t>as</w:t>
+      </w:r>
+      <w:r>
+        <w:t xml:space="preserve"> before. This give</w:t>
+      </w:r>
+      <w:r>
+        <w:t>s</w:t>
+      </w:r>
+      <w:r>
+        <w:t xml:space="preserve"> everything in the scene some light.</w:t>
       </w:r>
     </w:p>
     <w:p>
@@ -4327,147 +4948,150 @@
           <w:sz w:val="20"/>
         </w:rPr>
       </w:pPr>
-      <w:bookmarkStart w:id="10" w:name="_Toc36043808"/>
+      <w:bookmarkStart w:id="9" w:name="_Toc36043808"/>
       <w:r>
         <w:t>Specular light</w:t>
       </w:r>
+      <w:bookmarkEnd w:id="9"/>
+    </w:p>
+    <w:p>
+      <w:pPr>
+        <w:shd w:val="clear" w:color="auto" w:fill="FFFFFF" w:themeFill="background1"/>
+      </w:pPr>
+      <w:r>
+        <w:t>T</w:t>
+      </w:r>
+      <w:r>
+        <w:t>o introduce specular light into our scene, there are a few things we need to do. In the vertex shader, we add:</w:t>
+      </w:r>
+    </w:p>
+    <w:p>
+      <w:pPr>
+        <w:pStyle w:val="Codeblock"/>
+        <w:spacing w:after="0"/>
+        <w:rPr>
+          <w:color w:val="2A00FF"/>
+          <w:sz w:val="18"/>
+          <w:szCs w:val="18"/>
+        </w:rPr>
+      </w:pPr>
+      <w:r>
+        <w:rPr>
+          <w:color w:val="000000"/>
+        </w:rPr>
+        <w:t xml:space="preserve">      </w:t>
+      </w:r>
+      <w:r>
+        <w:rPr>
+          <w:color w:val="2A00FF"/>
+          <w:sz w:val="18"/>
+          <w:szCs w:val="18"/>
+        </w:rPr>
+        <w:t xml:space="preserve"> "  vec3 inverseEyeDirection = </w:t>
+      </w:r>
+      <w:r>
+        <w:rPr>
+          <w:color w:val="2A00FF"/>
+          <w:sz w:val="18"/>
+          <w:szCs w:val="18"/>
+          <w:u w:val="single"/>
+        </w:rPr>
+        <w:t>normalize</w:t>
+      </w:r>
+      <w:r>
+        <w:rPr>
+          <w:color w:val="2A00FF"/>
+          <w:sz w:val="18"/>
+          <w:szCs w:val="18"/>
+        </w:rPr>
+        <w:t>(vec3(0.0, 0.0, 1.0));\n"</w:t>
+      </w:r>
+    </w:p>
+    <w:p>
+      <w:pPr>
+        <w:pStyle w:val="Codeblock"/>
+        <w:spacing w:after="0"/>
+        <w:rPr>
+          <w:color w:val="2A00FF"/>
+          <w:sz w:val="18"/>
+          <w:szCs w:val="18"/>
+        </w:rPr>
+      </w:pPr>
+      <w:r>
+        <w:rPr>
+          <w:color w:val="2A00FF"/>
+          <w:sz w:val="18"/>
+          <w:szCs w:val="18"/>
+        </w:rPr>
+        <w:t xml:space="preserve">        "  vec3 specularLightIntensity = vec3(1.0, 1.0, 1.0);\n"</w:t>
+      </w:r>
+    </w:p>
+    <w:p>
+      <w:pPr>
+        <w:pStyle w:val="Codeblock"/>
+        <w:spacing w:after="0"/>
+        <w:rPr>
+          <w:color w:val="2A00FF"/>
+          <w:sz w:val="18"/>
+          <w:szCs w:val="18"/>
+        </w:rPr>
+      </w:pPr>
+      <w:r>
+        <w:rPr>
+          <w:color w:val="2A00FF"/>
+          <w:sz w:val="18"/>
+          <w:szCs w:val="18"/>
+        </w:rPr>
+        <w:t xml:space="preserve">        "  vec3 vertexSpecularReflectionConstant = vec3(1.0, 1.0, 1.0);\n"</w:t>
+      </w:r>
+    </w:p>
+    <w:p>
+      <w:pPr>
+        <w:pStyle w:val="Codeblock"/>
+        <w:spacing w:after="0"/>
+        <w:rPr>
+          <w:color w:val="2A00FF"/>
+          <w:sz w:val="18"/>
+          <w:szCs w:val="18"/>
+        </w:rPr>
+      </w:pPr>
+      <w:r>
+        <w:rPr>
+          <w:color w:val="2A00FF"/>
+          <w:sz w:val="18"/>
+          <w:szCs w:val="18"/>
+        </w:rPr>
+        <w:t xml:space="preserve">        "  float shininess = 2.0;\n"</w:t>
+      </w:r>
+    </w:p>
+    <w:p>
+      <w:pPr>
+        <w:pStyle w:val="Codeblock"/>
+        <w:spacing w:after="0"/>
+        <w:rPr>
+          <w:color w:val="2A00FF"/>
+          <w:sz w:val="18"/>
+          <w:szCs w:val="18"/>
+        </w:rPr>
+      </w:pPr>
+      <w:r>
+        <w:rPr>
+          <w:color w:val="2A00FF"/>
+          <w:sz w:val="18"/>
+          <w:szCs w:val="18"/>
+        </w:rPr>
+        <w:t xml:space="preserve">        </w:t>
+      </w:r>
+      <w:bookmarkStart w:id="10" w:name="_Hlk12525167"/>
+      <w:r>
+        <w:rPr>
+          <w:color w:val="2A00FF"/>
+          <w:sz w:val="18"/>
+          <w:szCs w:val="18"/>
+        </w:rPr>
+        <w:t>"</w:t>
+      </w:r>
       <w:bookmarkEnd w:id="10"/>
-    </w:p>
-    <w:p>
-      <w:pPr>
-        <w:shd w:val="clear" w:color="auto" w:fill="FFFFFF" w:themeFill="background1"/>
-      </w:pPr>
-      <w:r>
-        <w:t>In order to introduce specular light into our scene, there are a few things we need to do. In the vertex shader, we add:</w:t>
-      </w:r>
-    </w:p>
-    <w:p>
-      <w:pPr>
-        <w:pStyle w:val="Codeblock"/>
-        <w:spacing w:after="0"/>
-        <w:rPr>
-          <w:color w:val="2A00FF"/>
-          <w:sz w:val="18"/>
-          <w:szCs w:val="18"/>
-        </w:rPr>
-      </w:pPr>
-      <w:r>
-        <w:rPr>
-          <w:color w:val="000000"/>
-        </w:rPr>
-        <w:t xml:space="preserve">      </w:t>
-      </w:r>
-      <w:r>
-        <w:rPr>
-          <w:color w:val="2A00FF"/>
-          <w:sz w:val="18"/>
-          <w:szCs w:val="18"/>
-        </w:rPr>
-        <w:t xml:space="preserve"> "  vec3 inverseEyeDirection = </w:t>
-      </w:r>
-      <w:r>
-        <w:rPr>
-          <w:color w:val="2A00FF"/>
-          <w:sz w:val="18"/>
-          <w:szCs w:val="18"/>
-          <w:u w:val="single"/>
-        </w:rPr>
-        <w:t>normalize</w:t>
-      </w:r>
-      <w:r>
-        <w:rPr>
-          <w:color w:val="2A00FF"/>
-          <w:sz w:val="18"/>
-          <w:szCs w:val="18"/>
-        </w:rPr>
-        <w:t>(vec3(0.0, 0.0, 1.0));\n"</w:t>
-      </w:r>
-    </w:p>
-    <w:p>
-      <w:pPr>
-        <w:pStyle w:val="Codeblock"/>
-        <w:spacing w:after="0"/>
-        <w:rPr>
-          <w:color w:val="2A00FF"/>
-          <w:sz w:val="18"/>
-          <w:szCs w:val="18"/>
-        </w:rPr>
-      </w:pPr>
-      <w:r>
-        <w:rPr>
-          <w:color w:val="2A00FF"/>
-          <w:sz w:val="18"/>
-          <w:szCs w:val="18"/>
-        </w:rPr>
-        <w:t xml:space="preserve">        "  vec3 specularLightIntensity = vec3(1.0, 1.0, 1.0);\n"</w:t>
-      </w:r>
-    </w:p>
-    <w:p>
-      <w:pPr>
-        <w:pStyle w:val="Codeblock"/>
-        <w:spacing w:after="0"/>
-        <w:rPr>
-          <w:color w:val="2A00FF"/>
-          <w:sz w:val="18"/>
-          <w:szCs w:val="18"/>
-        </w:rPr>
-      </w:pPr>
-      <w:r>
-        <w:rPr>
-          <w:color w:val="2A00FF"/>
-          <w:sz w:val="18"/>
-          <w:szCs w:val="18"/>
-        </w:rPr>
-        <w:t xml:space="preserve">        "  vec3 vertexSpecularReflectionConstant = vec3(1.0, 1.0, 1.0);\n"</w:t>
-      </w:r>
-    </w:p>
-    <w:p>
-      <w:pPr>
-        <w:pStyle w:val="Codeblock"/>
-        <w:spacing w:after="0"/>
-        <w:rPr>
-          <w:color w:val="2A00FF"/>
-          <w:sz w:val="18"/>
-          <w:szCs w:val="18"/>
-        </w:rPr>
-      </w:pPr>
-      <w:r>
-        <w:rPr>
-          <w:color w:val="2A00FF"/>
-          <w:sz w:val="18"/>
-          <w:szCs w:val="18"/>
-        </w:rPr>
-        <w:t xml:space="preserve">        "  float shininess = 2.0;\n"</w:t>
-      </w:r>
-    </w:p>
-    <w:p>
-      <w:pPr>
-        <w:pStyle w:val="Codeblock"/>
-        <w:spacing w:after="0"/>
-        <w:rPr>
-          <w:color w:val="2A00FF"/>
-          <w:sz w:val="18"/>
-          <w:szCs w:val="18"/>
-        </w:rPr>
-      </w:pPr>
-      <w:r>
-        <w:rPr>
-          <w:color w:val="2A00FF"/>
-          <w:sz w:val="18"/>
-          <w:szCs w:val="18"/>
-        </w:rPr>
-        <w:t xml:space="preserve">        </w:t>
-      </w:r>
-      <w:bookmarkStart w:id="11" w:name="_Hlk12525167"/>
-      <w:r>
-        <w:rPr>
-          <w:color w:val="2A00FF"/>
-          <w:sz w:val="18"/>
-          <w:szCs w:val="18"/>
-        </w:rPr>
-        <w:t>"</w:t>
-      </w:r>
-      <w:bookmarkEnd w:id="11"/>
       <w:r>
         <w:rPr>
           <w:color w:val="2A00FF"/>
@@ -4703,68 +5327,90 @@
         <w:jc w:val="both"/>
       </w:pPr>
       <w:r>
-        <w:t xml:space="preserve">The direction of the eye is crucial when calculating specular lighting. Like before, we require the inverse eye direction. Then, like ambient and diffuse lighting, we have the RGB light intensity constant. </w:t>
-      </w:r>
+        <w:t xml:space="preserve">The direction of the eye is crucial when calculating specular lighting. </w:t>
+      </w:r>
+      <w:r>
+        <w:t>A</w:t>
+      </w:r>
+      <w:r>
+        <w:t>s</w:t>
+      </w:r>
+      <w:r>
+        <w:t xml:space="preserve"> before, we require</w:t>
+      </w:r>
+      <w:r>
+        <w:t xml:space="preserve"> the</w:t>
+      </w:r>
+      <w:r>
+        <w:t xml:space="preserve"> inverse eye direction. Then, </w:t>
+      </w:r>
+      <w:r>
+        <w:t>as with</w:t>
+      </w:r>
+      <w:r>
+        <w:t xml:space="preserve"> ambient and diffuse lighting, we have the RGB light intensity constant. Previously</w:t>
+      </w:r>
+      <w:r>
+        <w:t>,</w:t>
+      </w:r>
+      <w:r>
+        <w:t xml:space="preserve"> we used the vertex color, but here we set it to (1.0, 1.0, 1.0). This means that when the reflected direction is equal to the eye vector, the specular color will be exactly (1.0, 1.0, 1.0). This provides us with a white highlight.</w:t>
+      </w:r>
+    </w:p>
+    <w:p>
+      <w:pPr>
+        <w:shd w:val="clear" w:color="auto" w:fill="FFFFFF" w:themeFill="background1"/>
+        <w:spacing w:after="0"/>
+        <w:jc w:val="both"/>
+      </w:pPr>
+    </w:p>
+    <w:p>
+      <w:pPr>
+        <w:shd w:val="clear" w:color="auto" w:fill="FFFFFF" w:themeFill="background1"/>
+        <w:spacing w:after="0"/>
+        <w:jc w:val="both"/>
+      </w:pPr>
       <w:r>
         <w:lastRenderedPageBreak/>
-        <w:t>Previously</w:t>
+        <w:t>Then</w:t>
       </w:r>
       <w:r>
         <w:t>,</w:t>
       </w:r>
       <w:r>
-        <w:t xml:space="preserve"> we used the vertex </w:t>
-      </w:r>
-      <w:proofErr w:type="spellStart"/>
-      <w:r>
-        <w:t>colour</w:t>
-      </w:r>
-      <w:proofErr w:type="spellEnd"/>
-      <w:r>
-        <w:t>, but here</w:t>
-      </w:r>
-      <w:r>
-        <w:t>,</w:t>
-      </w:r>
-      <w:r>
-        <w:t xml:space="preserve"> we set it to (1.0, 1.0, 1.0). This means that when the reflected direction is equal to the eye vector, the specular </w:t>
-      </w:r>
-      <w:proofErr w:type="spellStart"/>
-      <w:r>
-        <w:t>colour</w:t>
-      </w:r>
-      <w:proofErr w:type="spellEnd"/>
-      <w:r>
-        <w:t xml:space="preserve"> will be exactly (1.0, 1.0, 1.0). This provides us with a white highlight.</w:t>
-      </w:r>
-    </w:p>
-    <w:p>
-      <w:pPr>
-        <w:shd w:val="clear" w:color="auto" w:fill="FFFFFF" w:themeFill="background1"/>
-        <w:spacing w:after="0"/>
-        <w:jc w:val="both"/>
-      </w:pPr>
-    </w:p>
-    <w:p>
-      <w:pPr>
-        <w:shd w:val="clear" w:color="auto" w:fill="FFFFFF" w:themeFill="background1"/>
-        <w:spacing w:after="0"/>
-        <w:jc w:val="both"/>
-      </w:pPr>
-      <w:r>
-        <w:t>Then</w:t>
-      </w:r>
-      <w:r>
-        <w:t>,</w:t>
-      </w:r>
-      <w:r>
         <w:t xml:space="preserve"> we define the “shininess” float </w:t>
       </w:r>
       <w:r>
         <w:t xml:space="preserve">that </w:t>
       </w:r>
       <w:r>
-        <w:t>determines how “tight” the highlight is. We use this as the exponent for the dot product of the two vectors later on. Due to the dot product only being between 0 and 1, the higher the exponent, the smaller the result of that pow calculation will be. This means that the specular value will decrease more rapidly as the reflected direction moves away from the eye vector. We use the reflect function in order to find the value of the reflected direction. Finally, we do the dot product of the reflected direction and the eye vector, multiplying everything together in order to calculate the specular contribution.</w:t>
+        <w:t>determines how “tight” the highlight is. We use this as the exponent for the dot product of the two vectors later on. Due to the dot product only being between 0 and 1, the higher the exponent, the smaller the result of th</w:t>
+      </w:r>
+      <w:r>
+        <w:t>e</w:t>
+      </w:r>
+      <w:r>
+        <w:t xml:space="preserve"> pow calculation will be. This means that the specular value decrease</w:t>
+      </w:r>
+      <w:r>
+        <w:t>s</w:t>
+      </w:r>
+      <w:r>
+        <w:t xml:space="preserve"> more rapidly as the reflected direction moves away from the eye vector. We use the </w:t>
+      </w:r>
+      <w:proofErr w:type="gramStart"/>
+      <w:r>
+        <w:t>reflect</w:t>
+      </w:r>
+      <w:proofErr w:type="gramEnd"/>
+      <w:r>
+        <w:t xml:space="preserve"> function to find the value of the reflected direction. Finally, we </w:t>
+      </w:r>
+      <w:r>
+        <w:t>calculate</w:t>
+      </w:r>
+      <w:r>
+        <w:t xml:space="preserve"> the dot product of the reflected direction and the eye vector, multiplying everything together to calculate the specular contribution.</w:t>
       </w:r>
     </w:p>
     <w:p>
@@ -4787,7 +5433,7 @@
 </file>
 
 <file path=word/endnotes.xml><?xml version="1.0" encoding="utf-8"?>
-<w:endnotes xmlns:wpc="http://schemas.microsoft.com/office/word/2010/wordprocessingCanvas" xmlns:cx="http://schemas.microsoft.com/office/drawing/2014/chartex" xmlns:cx1="http://schemas.microsoft.com/office/drawing/2015/9/8/chartex" xmlns:cx2="http://schemas.microsoft.com/office/drawing/2015/10/21/chartex" xmlns:cx3="http://schemas.microsoft.com/office/drawing/2016/5/9/chartex" xmlns:cx4="http://schemas.microsoft.com/office/drawing/2016/5/10/chartex" xmlns:cx5="http://schemas.microsoft.com/office/drawing/2016/5/11/chartex" xmlns:cx6="http://schemas.microsoft.com/office/drawing/2016/5/12/chartex" xmlns:cx7="http://schemas.microsoft.com/office/drawing/2016/5/13/chartex" xmlns:cx8="http://schemas.microsoft.com/office/drawing/2016/5/14/chartex" xmlns:mc="http://schemas.openxmlformats.org/markup-compatibility/2006" xmlns:aink="http://schemas.microsoft.com/office/drawing/2016/ink" xmlns:am3d="http://schemas.microsoft.com/office/drawing/2017/model3d" xmlns:o="urn:schemas-microsoft-com:office:office" xmlns:r="http://schemas.openxmlformats.org/officeDocument/2006/relationships" xmlns:m="http://schemas.openxmlformats.org/officeDocument/2006/math" xmlns:v="urn:schemas-microsoft-com:vml" xmlns:wp14="http://schemas.microsoft.com/office/word/2010/wordprocessingDrawing" xmlns:wp="http://schemas.openxmlformats.org/drawingml/2006/wordprocessingDrawing" xmlns:w10="urn:schemas-microsoft-com:office:word" xmlns:w="http://schemas.openxmlformats.org/wordprocessingml/2006/main" xmlns:w14="http://schemas.microsoft.com/office/word/2010/wordml" xmlns:w15="http://schemas.microsoft.com/office/word/2012/wordml" xmlns:w16cid="http://schemas.microsoft.com/office/word/2016/wordml/cid" xmlns:w16se="http://schemas.microsoft.com/office/word/2015/wordml/symex" xmlns:wpg="http://schemas.microsoft.com/office/word/2010/wordprocessingGroup" xmlns:wpi="http://schemas.microsoft.com/office/word/2010/wordprocessingInk" xmlns:wne="http://schemas.microsoft.com/office/word/2006/wordml" xmlns:wps="http://schemas.microsoft.com/office/word/2010/wordprocessingShape" mc:Ignorable="w14 w15 w16se w16cid wp14">
+<w:endnotes xmlns:wpc="http://schemas.microsoft.com/office/word/2010/wordprocessingCanvas" xmlns:cx="http://schemas.microsoft.com/office/drawing/2014/chartex" xmlns:cx1="http://schemas.microsoft.com/office/drawing/2015/9/8/chartex" xmlns:cx2="http://schemas.microsoft.com/office/drawing/2015/10/21/chartex" xmlns:cx3="http://schemas.microsoft.com/office/drawing/2016/5/9/chartex" xmlns:cx4="http://schemas.microsoft.com/office/drawing/2016/5/10/chartex" xmlns:cx5="http://schemas.microsoft.com/office/drawing/2016/5/11/chartex" xmlns:cx6="http://schemas.microsoft.com/office/drawing/2016/5/12/chartex" xmlns:cx7="http://schemas.microsoft.com/office/drawing/2016/5/13/chartex" xmlns:cx8="http://schemas.microsoft.com/office/drawing/2016/5/14/chartex" xmlns:mc="http://schemas.openxmlformats.org/markup-compatibility/2006" xmlns:aink="http://schemas.microsoft.com/office/drawing/2016/ink" xmlns:am3d="http://schemas.microsoft.com/office/drawing/2017/model3d" xmlns:o="urn:schemas-microsoft-com:office:office" xmlns:oel="http://schemas.microsoft.com/office/2019/extlst" xmlns:r="http://schemas.openxmlformats.org/officeDocument/2006/relationships" xmlns:m="http://schemas.openxmlformats.org/officeDocument/2006/math" xmlns:v="urn:schemas-microsoft-com:vml" xmlns:wp14="http://schemas.microsoft.com/office/word/2010/wordprocessingDrawing" xmlns:wp="http://schemas.openxmlformats.org/drawingml/2006/wordprocessingDrawing" xmlns:w10="urn:schemas-microsoft-com:office:word" xmlns:w="http://schemas.openxmlformats.org/wordprocessingml/2006/main" xmlns:w14="http://schemas.microsoft.com/office/word/2010/wordml" xmlns:w15="http://schemas.microsoft.com/office/word/2012/wordml" xmlns:w16cex="http://schemas.microsoft.com/office/word/2018/wordml/cex" xmlns:w16cid="http://schemas.microsoft.com/office/word/2016/wordml/cid" xmlns:w16="http://schemas.microsoft.com/office/word/2018/wordml" xmlns:w16du="http://schemas.microsoft.com/office/word/2023/wordml/word16du" xmlns:w16sdtdh="http://schemas.microsoft.com/office/word/2020/wordml/sdtdatahash" xmlns:w16sdtfl="http://schemas.microsoft.com/office/word/2024/wordml/sdtformatlock" xmlns:w16se="http://schemas.microsoft.com/office/word/2015/wordml/symex" xmlns:wpg="http://schemas.microsoft.com/office/word/2010/wordprocessingGroup" xmlns:wpi="http://schemas.microsoft.com/office/word/2010/wordprocessingInk" xmlns:wne="http://schemas.microsoft.com/office/word/2006/wordml" xmlns:wps="http://schemas.microsoft.com/office/word/2010/wordprocessingShape" mc:Ignorable="w14 w15 w16se w16cid w16 w16cex w16sdtdh w16sdtfl w16du wp14">
   <w:endnote w:type="separator" w:id="-1">
     <w:p>
       <w:pPr>
@@ -4812,7 +5458,7 @@
 </file>
 
 <file path=word/footer1.xml><?xml version="1.0" encoding="utf-8"?>
-<w:ftr xmlns:wpc="http://schemas.microsoft.com/office/word/2010/wordprocessingCanvas" xmlns:cx="http://schemas.microsoft.com/office/drawing/2014/chartex" xmlns:cx1="http://schemas.microsoft.com/office/drawing/2015/9/8/chartex" xmlns:cx2="http://schemas.microsoft.com/office/drawing/2015/10/21/chartex" xmlns:cx3="http://schemas.microsoft.com/office/drawing/2016/5/9/chartex" xmlns:cx4="http://schemas.microsoft.com/office/drawing/2016/5/10/chartex" xmlns:cx5="http://schemas.microsoft.com/office/drawing/2016/5/11/chartex" xmlns:cx6="http://schemas.microsoft.com/office/drawing/2016/5/12/chartex" xmlns:cx7="http://schemas.microsoft.com/office/drawing/2016/5/13/chartex" xmlns:cx8="http://schemas.microsoft.com/office/drawing/2016/5/14/chartex" xmlns:mc="http://schemas.openxmlformats.org/markup-compatibility/2006" xmlns:aink="http://schemas.microsoft.com/office/drawing/2016/ink" xmlns:am3d="http://schemas.microsoft.com/office/drawing/2017/model3d" xmlns:o="urn:schemas-microsoft-com:office:office" xmlns:r="http://schemas.openxmlformats.org/officeDocument/2006/relationships" xmlns:m="http://schemas.openxmlformats.org/officeDocument/2006/math" xmlns:v="urn:schemas-microsoft-com:vml" xmlns:wp14="http://schemas.microsoft.com/office/word/2010/wordprocessingDrawing" xmlns:wp="http://schemas.openxmlformats.org/drawingml/2006/wordprocessingDrawing" xmlns:w10="urn:schemas-microsoft-com:office:word" xmlns:w="http://schemas.openxmlformats.org/wordprocessingml/2006/main" xmlns:w14="http://schemas.microsoft.com/office/word/2010/wordml" xmlns:w15="http://schemas.microsoft.com/office/word/2012/wordml" xmlns:w16cid="http://schemas.microsoft.com/office/word/2016/wordml/cid" xmlns:w16se="http://schemas.microsoft.com/office/word/2015/wordml/symex" xmlns:wpg="http://schemas.microsoft.com/office/word/2010/wordprocessingGroup" xmlns:wpi="http://schemas.microsoft.com/office/word/2010/wordprocessingInk" xmlns:wne="http://schemas.microsoft.com/office/word/2006/wordml" xmlns:wps="http://schemas.microsoft.com/office/word/2010/wordprocessingShape" mc:Ignorable="w14 w15 w16se w16cid wp14">
+<w:ftr xmlns:wpc="http://schemas.microsoft.com/office/word/2010/wordprocessingCanvas" xmlns:cx="http://schemas.microsoft.com/office/drawing/2014/chartex" xmlns:cx1="http://schemas.microsoft.com/office/drawing/2015/9/8/chartex" xmlns:cx2="http://schemas.microsoft.com/office/drawing/2015/10/21/chartex" xmlns:cx3="http://schemas.microsoft.com/office/drawing/2016/5/9/chartex" xmlns:cx4="http://schemas.microsoft.com/office/drawing/2016/5/10/chartex" xmlns:cx5="http://schemas.microsoft.com/office/drawing/2016/5/11/chartex" xmlns:cx6="http://schemas.microsoft.com/office/drawing/2016/5/12/chartex" xmlns:cx7="http://schemas.microsoft.com/office/drawing/2016/5/13/chartex" xmlns:cx8="http://schemas.microsoft.com/office/drawing/2016/5/14/chartex" xmlns:mc="http://schemas.openxmlformats.org/markup-compatibility/2006" xmlns:aink="http://schemas.microsoft.com/office/drawing/2016/ink" xmlns:am3d="http://schemas.microsoft.com/office/drawing/2017/model3d" xmlns:o="urn:schemas-microsoft-com:office:office" xmlns:oel="http://schemas.microsoft.com/office/2019/extlst" xmlns:r="http://schemas.openxmlformats.org/officeDocument/2006/relationships" xmlns:m="http://schemas.openxmlformats.org/officeDocument/2006/math" xmlns:v="urn:schemas-microsoft-com:vml" xmlns:wp14="http://schemas.microsoft.com/office/word/2010/wordprocessingDrawing" xmlns:wp="http://schemas.openxmlformats.org/drawingml/2006/wordprocessingDrawing" xmlns:w10="urn:schemas-microsoft-com:office:word" xmlns:w="http://schemas.openxmlformats.org/wordprocessingml/2006/main" xmlns:w14="http://schemas.microsoft.com/office/word/2010/wordml" xmlns:w15="http://schemas.microsoft.com/office/word/2012/wordml" xmlns:w16cex="http://schemas.microsoft.com/office/word/2018/wordml/cex" xmlns:w16cid="http://schemas.microsoft.com/office/word/2016/wordml/cid" xmlns:w16="http://schemas.microsoft.com/office/word/2018/wordml" xmlns:w16du="http://schemas.microsoft.com/office/word/2023/wordml/word16du" xmlns:w16sdtdh="http://schemas.microsoft.com/office/word/2020/wordml/sdtdatahash" xmlns:w16sdtfl="http://schemas.microsoft.com/office/word/2024/wordml/sdtformatlock" xmlns:w16se="http://schemas.microsoft.com/office/word/2015/wordml/symex" xmlns:wpg="http://schemas.microsoft.com/office/word/2010/wordprocessingGroup" xmlns:wpi="http://schemas.microsoft.com/office/word/2010/wordprocessingInk" xmlns:wne="http://schemas.microsoft.com/office/word/2006/wordml" xmlns:wps="http://schemas.microsoft.com/office/word/2010/wordprocessingShape" mc:Ignorable="w14 w15 w16se w16cid w16 w16cex w16sdtdh w16sdtfl w16du wp14">
   <w:p>
     <w:pPr>
       <w:pStyle w:val="Footer"/>
@@ -4834,7 +5480,7 @@
 </file>
 
 <file path=word/footer2.xml><?xml version="1.0" encoding="utf-8"?>
-<w:ftr xmlns:wpc="http://schemas.microsoft.com/office/word/2010/wordprocessingCanvas" xmlns:cx="http://schemas.microsoft.com/office/drawing/2014/chartex" xmlns:cx1="http://schemas.microsoft.com/office/drawing/2015/9/8/chartex" xmlns:cx2="http://schemas.microsoft.com/office/drawing/2015/10/21/chartex" xmlns:cx3="http://schemas.microsoft.com/office/drawing/2016/5/9/chartex" xmlns:cx4="http://schemas.microsoft.com/office/drawing/2016/5/10/chartex" xmlns:cx5="http://schemas.microsoft.com/office/drawing/2016/5/11/chartex" xmlns:cx6="http://schemas.microsoft.com/office/drawing/2016/5/12/chartex" xmlns:cx7="http://schemas.microsoft.com/office/drawing/2016/5/13/chartex" xmlns:cx8="http://schemas.microsoft.com/office/drawing/2016/5/14/chartex" xmlns:mc="http://schemas.openxmlformats.org/markup-compatibility/2006" xmlns:aink="http://schemas.microsoft.com/office/drawing/2016/ink" xmlns:am3d="http://schemas.microsoft.com/office/drawing/2017/model3d" xmlns:o="urn:schemas-microsoft-com:office:office" xmlns:r="http://schemas.openxmlformats.org/officeDocument/2006/relationships" xmlns:m="http://schemas.openxmlformats.org/officeDocument/2006/math" xmlns:v="urn:schemas-microsoft-com:vml" xmlns:wp14="http://schemas.microsoft.com/office/word/2010/wordprocessingDrawing" xmlns:wp="http://schemas.openxmlformats.org/drawingml/2006/wordprocessingDrawing" xmlns:w10="urn:schemas-microsoft-com:office:word" xmlns:w="http://schemas.openxmlformats.org/wordprocessingml/2006/main" xmlns:w14="http://schemas.microsoft.com/office/word/2010/wordml" xmlns:w15="http://schemas.microsoft.com/office/word/2012/wordml" xmlns:w16cid="http://schemas.microsoft.com/office/word/2016/wordml/cid" xmlns:w16se="http://schemas.microsoft.com/office/word/2015/wordml/symex" xmlns:wpg="http://schemas.microsoft.com/office/word/2010/wordprocessingGroup" xmlns:wpi="http://schemas.microsoft.com/office/word/2010/wordprocessingInk" xmlns:wne="http://schemas.microsoft.com/office/word/2006/wordml" xmlns:wps="http://schemas.microsoft.com/office/word/2010/wordprocessingShape" mc:Ignorable="w14 w15 w16se w16cid wp14">
+<w:ftr xmlns:wpc="http://schemas.microsoft.com/office/word/2010/wordprocessingCanvas" xmlns:cx="http://schemas.microsoft.com/office/drawing/2014/chartex" xmlns:cx1="http://schemas.microsoft.com/office/drawing/2015/9/8/chartex" xmlns:cx2="http://schemas.microsoft.com/office/drawing/2015/10/21/chartex" xmlns:cx3="http://schemas.microsoft.com/office/drawing/2016/5/9/chartex" xmlns:cx4="http://schemas.microsoft.com/office/drawing/2016/5/10/chartex" xmlns:cx5="http://schemas.microsoft.com/office/drawing/2016/5/11/chartex" xmlns:cx6="http://schemas.microsoft.com/office/drawing/2016/5/12/chartex" xmlns:cx7="http://schemas.microsoft.com/office/drawing/2016/5/13/chartex" xmlns:cx8="http://schemas.microsoft.com/office/drawing/2016/5/14/chartex" xmlns:mc="http://schemas.openxmlformats.org/markup-compatibility/2006" xmlns:aink="http://schemas.microsoft.com/office/drawing/2016/ink" xmlns:am3d="http://schemas.microsoft.com/office/drawing/2017/model3d" xmlns:o="urn:schemas-microsoft-com:office:office" xmlns:oel="http://schemas.microsoft.com/office/2019/extlst" xmlns:r="http://schemas.openxmlformats.org/officeDocument/2006/relationships" xmlns:m="http://schemas.openxmlformats.org/officeDocument/2006/math" xmlns:v="urn:schemas-microsoft-com:vml" xmlns:wp14="http://schemas.microsoft.com/office/word/2010/wordprocessingDrawing" xmlns:wp="http://schemas.openxmlformats.org/drawingml/2006/wordprocessingDrawing" xmlns:w10="urn:schemas-microsoft-com:office:word" xmlns:w="http://schemas.openxmlformats.org/wordprocessingml/2006/main" xmlns:w14="http://schemas.microsoft.com/office/word/2010/wordml" xmlns:w15="http://schemas.microsoft.com/office/word/2012/wordml" xmlns:w16cex="http://schemas.microsoft.com/office/word/2018/wordml/cex" xmlns:w16cid="http://schemas.microsoft.com/office/word/2016/wordml/cid" xmlns:w16="http://schemas.microsoft.com/office/word/2018/wordml" xmlns:w16du="http://schemas.microsoft.com/office/word/2023/wordml/word16du" xmlns:w16sdtdh="http://schemas.microsoft.com/office/word/2020/wordml/sdtdatahash" xmlns:w16sdtfl="http://schemas.microsoft.com/office/word/2024/wordml/sdtformatlock" xmlns:w16se="http://schemas.microsoft.com/office/word/2015/wordml/symex" xmlns:wpg="http://schemas.microsoft.com/office/word/2010/wordprocessingGroup" xmlns:wpi="http://schemas.microsoft.com/office/word/2010/wordprocessingInk" xmlns:wne="http://schemas.microsoft.com/office/word/2006/wordml" xmlns:wps="http://schemas.microsoft.com/office/word/2010/wordprocessingShape" mc:Ignorable="w14 w15 w16se w16cid w16 w16cex w16sdtdh w16sdtfl w16du wp14">
   <w:sdt>
     <w:sdtPr>
       <w:id w:val="-552073365"/>
@@ -4866,7 +5512,7 @@
 </file>
 
 <file path=word/footer3.xml><?xml version="1.0" encoding="utf-8"?>
-<w:ftr xmlns:wpc="http://schemas.microsoft.com/office/word/2010/wordprocessingCanvas" xmlns:cx="http://schemas.microsoft.com/office/drawing/2014/chartex" xmlns:cx1="http://schemas.microsoft.com/office/drawing/2015/9/8/chartex" xmlns:cx2="http://schemas.microsoft.com/office/drawing/2015/10/21/chartex" xmlns:cx3="http://schemas.microsoft.com/office/drawing/2016/5/9/chartex" xmlns:cx4="http://schemas.microsoft.com/office/drawing/2016/5/10/chartex" xmlns:cx5="http://schemas.microsoft.com/office/drawing/2016/5/11/chartex" xmlns:cx6="http://schemas.microsoft.com/office/drawing/2016/5/12/chartex" xmlns:cx7="http://schemas.microsoft.com/office/drawing/2016/5/13/chartex" xmlns:cx8="http://schemas.microsoft.com/office/drawing/2016/5/14/chartex" xmlns:mc="http://schemas.openxmlformats.org/markup-compatibility/2006" xmlns:aink="http://schemas.microsoft.com/office/drawing/2016/ink" xmlns:am3d="http://schemas.microsoft.com/office/drawing/2017/model3d" xmlns:o="urn:schemas-microsoft-com:office:office" xmlns:r="http://schemas.openxmlformats.org/officeDocument/2006/relationships" xmlns:m="http://schemas.openxmlformats.org/officeDocument/2006/math" xmlns:v="urn:schemas-microsoft-com:vml" xmlns:wp14="http://schemas.microsoft.com/office/word/2010/wordprocessingDrawing" xmlns:wp="http://schemas.openxmlformats.org/drawingml/2006/wordprocessingDrawing" xmlns:w10="urn:schemas-microsoft-com:office:word" xmlns:w="http://schemas.openxmlformats.org/wordprocessingml/2006/main" xmlns:w14="http://schemas.microsoft.com/office/word/2010/wordml" xmlns:w15="http://schemas.microsoft.com/office/word/2012/wordml" xmlns:w16cid="http://schemas.microsoft.com/office/word/2016/wordml/cid" xmlns:w16se="http://schemas.microsoft.com/office/word/2015/wordml/symex" xmlns:wpg="http://schemas.microsoft.com/office/word/2010/wordprocessingGroup" xmlns:wpi="http://schemas.microsoft.com/office/word/2010/wordprocessingInk" xmlns:wne="http://schemas.microsoft.com/office/word/2006/wordml" xmlns:wps="http://schemas.microsoft.com/office/word/2010/wordprocessingShape" mc:Ignorable="w14 w15 w16se w16cid wp14">
+<w:ftr xmlns:wpc="http://schemas.microsoft.com/office/word/2010/wordprocessingCanvas" xmlns:cx="http://schemas.microsoft.com/office/drawing/2014/chartex" xmlns:cx1="http://schemas.microsoft.com/office/drawing/2015/9/8/chartex" xmlns:cx2="http://schemas.microsoft.com/office/drawing/2015/10/21/chartex" xmlns:cx3="http://schemas.microsoft.com/office/drawing/2016/5/9/chartex" xmlns:cx4="http://schemas.microsoft.com/office/drawing/2016/5/10/chartex" xmlns:cx5="http://schemas.microsoft.com/office/drawing/2016/5/11/chartex" xmlns:cx6="http://schemas.microsoft.com/office/drawing/2016/5/12/chartex" xmlns:cx7="http://schemas.microsoft.com/office/drawing/2016/5/13/chartex" xmlns:cx8="http://schemas.microsoft.com/office/drawing/2016/5/14/chartex" xmlns:mc="http://schemas.openxmlformats.org/markup-compatibility/2006" xmlns:aink="http://schemas.microsoft.com/office/drawing/2016/ink" xmlns:am3d="http://schemas.microsoft.com/office/drawing/2017/model3d" xmlns:o="urn:schemas-microsoft-com:office:office" xmlns:oel="http://schemas.microsoft.com/office/2019/extlst" xmlns:r="http://schemas.openxmlformats.org/officeDocument/2006/relationships" xmlns:m="http://schemas.openxmlformats.org/officeDocument/2006/math" xmlns:v="urn:schemas-microsoft-com:vml" xmlns:wp14="http://schemas.microsoft.com/office/word/2010/wordprocessingDrawing" xmlns:wp="http://schemas.openxmlformats.org/drawingml/2006/wordprocessingDrawing" xmlns:w10="urn:schemas-microsoft-com:office:word" xmlns:w="http://schemas.openxmlformats.org/wordprocessingml/2006/main" xmlns:w14="http://schemas.microsoft.com/office/word/2010/wordml" xmlns:w15="http://schemas.microsoft.com/office/word/2012/wordml" xmlns:w16cex="http://schemas.microsoft.com/office/word/2018/wordml/cex" xmlns:w16cid="http://schemas.microsoft.com/office/word/2016/wordml/cid" xmlns:w16="http://schemas.microsoft.com/office/word/2018/wordml" xmlns:w16du="http://schemas.microsoft.com/office/word/2023/wordml/word16du" xmlns:w16sdtdh="http://schemas.microsoft.com/office/word/2020/wordml/sdtdatahash" xmlns:w16sdtfl="http://schemas.microsoft.com/office/word/2024/wordml/sdtformatlock" xmlns:w16se="http://schemas.microsoft.com/office/word/2015/wordml/symex" xmlns:wpg="http://schemas.microsoft.com/office/word/2010/wordprocessingGroup" xmlns:wpi="http://schemas.microsoft.com/office/word/2010/wordprocessingInk" xmlns:wne="http://schemas.microsoft.com/office/word/2006/wordml" xmlns:wps="http://schemas.microsoft.com/office/word/2010/wordprocessingShape" mc:Ignorable="w14 w15 w16se w16cid w16 w16cex w16sdtdh w16sdtfl w16du wp14">
   <w:sdt>
     <w:sdtPr>
       <w:id w:val="4715308"/>
@@ -4875,7 +5521,6 @@
         <w:docPartUnique/>
       </w:docPartObj>
     </w:sdtPr>
-    <w:sdtEndPr/>
     <w:sdtContent>
       <w:sdt>
         <w:sdtPr>
@@ -4885,7 +5530,6 @@
             <w:docPartUnique/>
           </w:docPartObj>
         </w:sdtPr>
-        <w:sdtEndPr/>
         <w:sdtContent>
           <w:p>
             <w:pPr>
@@ -4928,7 +5572,7 @@
               <w:rPr>
                 <w:noProof/>
               </w:rPr>
-              <w:t>2020</w:t>
+              <w:t>2026</w:t>
             </w:r>
             <w:r>
               <w:fldChar w:fldCharType="end"/>
@@ -5011,7 +5655,7 @@
 </file>
 
 <file path=word/footnotes.xml><?xml version="1.0" encoding="utf-8"?>
-<w:footnotes xmlns:wpc="http://schemas.microsoft.com/office/word/2010/wordprocessingCanvas" xmlns:cx="http://schemas.microsoft.com/office/drawing/2014/chartex" xmlns:cx1="http://schemas.microsoft.com/office/drawing/2015/9/8/chartex" xmlns:cx2="http://schemas.microsoft.com/office/drawing/2015/10/21/chartex" xmlns:cx3="http://schemas.microsoft.com/office/drawing/2016/5/9/chartex" xmlns:cx4="http://schemas.microsoft.com/office/drawing/2016/5/10/chartex" xmlns:cx5="http://schemas.microsoft.com/office/drawing/2016/5/11/chartex" xmlns:cx6="http://schemas.microsoft.com/office/drawing/2016/5/12/chartex" xmlns:cx7="http://schemas.microsoft.com/office/drawing/2016/5/13/chartex" xmlns:cx8="http://schemas.microsoft.com/office/drawing/2016/5/14/chartex" xmlns:mc="http://schemas.openxmlformats.org/markup-compatibility/2006" xmlns:aink="http://schemas.microsoft.com/office/drawing/2016/ink" xmlns:am3d="http://schemas.microsoft.com/office/drawing/2017/model3d" xmlns:o="urn:schemas-microsoft-com:office:office" xmlns:r="http://schemas.openxmlformats.org/officeDocument/2006/relationships" xmlns:m="http://schemas.openxmlformats.org/officeDocument/2006/math" xmlns:v="urn:schemas-microsoft-com:vml" xmlns:wp14="http://schemas.microsoft.com/office/word/2010/wordprocessingDrawing" xmlns:wp="http://schemas.openxmlformats.org/drawingml/2006/wordprocessingDrawing" xmlns:w10="urn:schemas-microsoft-com:office:word" xmlns:w="http://schemas.openxmlformats.org/wordprocessingml/2006/main" xmlns:w14="http://schemas.microsoft.com/office/word/2010/wordml" xmlns:w15="http://schemas.microsoft.com/office/word/2012/wordml" xmlns:w16cid="http://schemas.microsoft.com/office/word/2016/wordml/cid" xmlns:w16se="http://schemas.microsoft.com/office/word/2015/wordml/symex" xmlns:wpg="http://schemas.microsoft.com/office/word/2010/wordprocessingGroup" xmlns:wpi="http://schemas.microsoft.com/office/word/2010/wordprocessingInk" xmlns:wne="http://schemas.microsoft.com/office/word/2006/wordml" xmlns:wps="http://schemas.microsoft.com/office/word/2010/wordprocessingShape" mc:Ignorable="w14 w15 w16se w16cid wp14">
+<w:footnotes xmlns:wpc="http://schemas.microsoft.com/office/word/2010/wordprocessingCanvas" xmlns:cx="http://schemas.microsoft.com/office/drawing/2014/chartex" xmlns:cx1="http://schemas.microsoft.com/office/drawing/2015/9/8/chartex" xmlns:cx2="http://schemas.microsoft.com/office/drawing/2015/10/21/chartex" xmlns:cx3="http://schemas.microsoft.com/office/drawing/2016/5/9/chartex" xmlns:cx4="http://schemas.microsoft.com/office/drawing/2016/5/10/chartex" xmlns:cx5="http://schemas.microsoft.com/office/drawing/2016/5/11/chartex" xmlns:cx6="http://schemas.microsoft.com/office/drawing/2016/5/12/chartex" xmlns:cx7="http://schemas.microsoft.com/office/drawing/2016/5/13/chartex" xmlns:cx8="http://schemas.microsoft.com/office/drawing/2016/5/14/chartex" xmlns:mc="http://schemas.openxmlformats.org/markup-compatibility/2006" xmlns:aink="http://schemas.microsoft.com/office/drawing/2016/ink" xmlns:am3d="http://schemas.microsoft.com/office/drawing/2017/model3d" xmlns:o="urn:schemas-microsoft-com:office:office" xmlns:oel="http://schemas.microsoft.com/office/2019/extlst" xmlns:r="http://schemas.openxmlformats.org/officeDocument/2006/relationships" xmlns:m="http://schemas.openxmlformats.org/officeDocument/2006/math" xmlns:v="urn:schemas-microsoft-com:vml" xmlns:wp14="http://schemas.microsoft.com/office/word/2010/wordprocessingDrawing" xmlns:wp="http://schemas.openxmlformats.org/drawingml/2006/wordprocessingDrawing" xmlns:w10="urn:schemas-microsoft-com:office:word" xmlns:w="http://schemas.openxmlformats.org/wordprocessingml/2006/main" xmlns:w14="http://schemas.microsoft.com/office/word/2010/wordml" xmlns:w15="http://schemas.microsoft.com/office/word/2012/wordml" xmlns:w16cex="http://schemas.microsoft.com/office/word/2018/wordml/cex" xmlns:w16cid="http://schemas.microsoft.com/office/word/2016/wordml/cid" xmlns:w16="http://schemas.microsoft.com/office/word/2018/wordml" xmlns:w16du="http://schemas.microsoft.com/office/word/2023/wordml/word16du" xmlns:w16sdtdh="http://schemas.microsoft.com/office/word/2020/wordml/sdtdatahash" xmlns:w16sdtfl="http://schemas.microsoft.com/office/word/2024/wordml/sdtformatlock" xmlns:w16se="http://schemas.microsoft.com/office/word/2015/wordml/symex" xmlns:wpg="http://schemas.microsoft.com/office/word/2010/wordprocessingGroup" xmlns:wpi="http://schemas.microsoft.com/office/word/2010/wordprocessingInk" xmlns:wne="http://schemas.microsoft.com/office/word/2006/wordml" xmlns:wps="http://schemas.microsoft.com/office/word/2010/wordprocessingShape" mc:Ignorable="w14 w15 w16se w16cid w16 w16cex w16sdtdh w16sdtfl w16du wp14">
   <w:footnote w:type="separator" w:id="-1">
     <w:p>
       <w:pPr>
@@ -5038,7 +5682,7 @@
 </file>
 
 <file path=word/header1.xml><?xml version="1.0" encoding="utf-8"?>
-<w:hdr xmlns:wpc="http://schemas.microsoft.com/office/word/2010/wordprocessingCanvas" xmlns:cx="http://schemas.microsoft.com/office/drawing/2014/chartex" xmlns:cx1="http://schemas.microsoft.com/office/drawing/2015/9/8/chartex" xmlns:cx2="http://schemas.microsoft.com/office/drawing/2015/10/21/chartex" xmlns:cx3="http://schemas.microsoft.com/office/drawing/2016/5/9/chartex" xmlns:cx4="http://schemas.microsoft.com/office/drawing/2016/5/10/chartex" xmlns:cx5="http://schemas.microsoft.com/office/drawing/2016/5/11/chartex" xmlns:cx6="http://schemas.microsoft.com/office/drawing/2016/5/12/chartex" xmlns:cx7="http://schemas.microsoft.com/office/drawing/2016/5/13/chartex" xmlns:cx8="http://schemas.microsoft.com/office/drawing/2016/5/14/chartex" xmlns:mc="http://schemas.openxmlformats.org/markup-compatibility/2006" xmlns:aink="http://schemas.microsoft.com/office/drawing/2016/ink" xmlns:am3d="http://schemas.microsoft.com/office/drawing/2017/model3d" xmlns:o="urn:schemas-microsoft-com:office:office" xmlns:r="http://schemas.openxmlformats.org/officeDocument/2006/relationships" xmlns:m="http://schemas.openxmlformats.org/officeDocument/2006/math" xmlns:v="urn:schemas-microsoft-com:vml" xmlns:wp14="http://schemas.microsoft.com/office/word/2010/wordprocessingDrawing" xmlns:wp="http://schemas.openxmlformats.org/drawingml/2006/wordprocessingDrawing" xmlns:w10="urn:schemas-microsoft-com:office:word" xmlns:w="http://schemas.openxmlformats.org/wordprocessingml/2006/main" xmlns:w14="http://schemas.microsoft.com/office/word/2010/wordml" xmlns:w15="http://schemas.microsoft.com/office/word/2012/wordml" xmlns:w16cid="http://schemas.microsoft.com/office/word/2016/wordml/cid" xmlns:w16se="http://schemas.microsoft.com/office/word/2015/wordml/symex" xmlns:wpg="http://schemas.microsoft.com/office/word/2010/wordprocessingGroup" xmlns:wpi="http://schemas.microsoft.com/office/word/2010/wordprocessingInk" xmlns:wne="http://schemas.microsoft.com/office/word/2006/wordml" xmlns:wps="http://schemas.microsoft.com/office/word/2010/wordprocessingShape" mc:Ignorable="w14 w15 w16se w16cid wp14">
+<w:hdr xmlns:wpc="http://schemas.microsoft.com/office/word/2010/wordprocessingCanvas" xmlns:cx="http://schemas.microsoft.com/office/drawing/2014/chartex" xmlns:cx1="http://schemas.microsoft.com/office/drawing/2015/9/8/chartex" xmlns:cx2="http://schemas.microsoft.com/office/drawing/2015/10/21/chartex" xmlns:cx3="http://schemas.microsoft.com/office/drawing/2016/5/9/chartex" xmlns:cx4="http://schemas.microsoft.com/office/drawing/2016/5/10/chartex" xmlns:cx5="http://schemas.microsoft.com/office/drawing/2016/5/11/chartex" xmlns:cx6="http://schemas.microsoft.com/office/drawing/2016/5/12/chartex" xmlns:cx7="http://schemas.microsoft.com/office/drawing/2016/5/13/chartex" xmlns:cx8="http://schemas.microsoft.com/office/drawing/2016/5/14/chartex" xmlns:mc="http://schemas.openxmlformats.org/markup-compatibility/2006" xmlns:aink="http://schemas.microsoft.com/office/drawing/2016/ink" xmlns:am3d="http://schemas.microsoft.com/office/drawing/2017/model3d" xmlns:o="urn:schemas-microsoft-com:office:office" xmlns:oel="http://schemas.microsoft.com/office/2019/extlst" xmlns:r="http://schemas.openxmlformats.org/officeDocument/2006/relationships" xmlns:m="http://schemas.openxmlformats.org/officeDocument/2006/math" xmlns:v="urn:schemas-microsoft-com:vml" xmlns:wp14="http://schemas.microsoft.com/office/word/2010/wordprocessingDrawing" xmlns:wp="http://schemas.openxmlformats.org/drawingml/2006/wordprocessingDrawing" xmlns:w10="urn:schemas-microsoft-com:office:word" xmlns:w="http://schemas.openxmlformats.org/wordprocessingml/2006/main" xmlns:w14="http://schemas.microsoft.com/office/word/2010/wordml" xmlns:w15="http://schemas.microsoft.com/office/word/2012/wordml" xmlns:w16cex="http://schemas.microsoft.com/office/word/2018/wordml/cex" xmlns:w16cid="http://schemas.microsoft.com/office/word/2016/wordml/cid" xmlns:w16="http://schemas.microsoft.com/office/word/2018/wordml" xmlns:w16du="http://schemas.microsoft.com/office/word/2023/wordml/word16du" xmlns:w16sdtdh="http://schemas.microsoft.com/office/word/2020/wordml/sdtdatahash" xmlns:w16sdtfl="http://schemas.microsoft.com/office/word/2024/wordml/sdtformatlock" xmlns:w16se="http://schemas.microsoft.com/office/word/2015/wordml/symex" xmlns:wpg="http://schemas.microsoft.com/office/word/2010/wordprocessingGroup" xmlns:wpi="http://schemas.microsoft.com/office/word/2010/wordprocessingInk" xmlns:wne="http://schemas.microsoft.com/office/word/2006/wordml" xmlns:wps="http://schemas.microsoft.com/office/word/2010/wordprocessingShape" mc:Ignorable="w14 w15 w16se w16cid w16 w16cex w16sdtdh w16sdtfl w16du wp14">
   <w:p>
     <w:pPr>
       <w:pStyle w:val="Header"/>
@@ -5143,7 +5787,7 @@
 </file>
 
 <file path=word/header2.xml><?xml version="1.0" encoding="utf-8"?>
-<w:hdr xmlns:wpc="http://schemas.microsoft.com/office/word/2010/wordprocessingCanvas" xmlns:cx="http://schemas.microsoft.com/office/drawing/2014/chartex" xmlns:cx1="http://schemas.microsoft.com/office/drawing/2015/9/8/chartex" xmlns:cx2="http://schemas.microsoft.com/office/drawing/2015/10/21/chartex" xmlns:cx3="http://schemas.microsoft.com/office/drawing/2016/5/9/chartex" xmlns:cx4="http://schemas.microsoft.com/office/drawing/2016/5/10/chartex" xmlns:cx5="http://schemas.microsoft.com/office/drawing/2016/5/11/chartex" xmlns:cx6="http://schemas.microsoft.com/office/drawing/2016/5/12/chartex" xmlns:cx7="http://schemas.microsoft.com/office/drawing/2016/5/13/chartex" xmlns:cx8="http://schemas.microsoft.com/office/drawing/2016/5/14/chartex" xmlns:mc="http://schemas.openxmlformats.org/markup-compatibility/2006" xmlns:aink="http://schemas.microsoft.com/office/drawing/2016/ink" xmlns:am3d="http://schemas.microsoft.com/office/drawing/2017/model3d" xmlns:o="urn:schemas-microsoft-com:office:office" xmlns:r="http://schemas.openxmlformats.org/officeDocument/2006/relationships" xmlns:m="http://schemas.openxmlformats.org/officeDocument/2006/math" xmlns:v="urn:schemas-microsoft-com:vml" xmlns:wp14="http://schemas.microsoft.com/office/word/2010/wordprocessingDrawing" xmlns:wp="http://schemas.openxmlformats.org/drawingml/2006/wordprocessingDrawing" xmlns:w10="urn:schemas-microsoft-com:office:word" xmlns:w="http://schemas.openxmlformats.org/wordprocessingml/2006/main" xmlns:w14="http://schemas.microsoft.com/office/word/2010/wordml" xmlns:w15="http://schemas.microsoft.com/office/word/2012/wordml" xmlns:w16cid="http://schemas.microsoft.com/office/word/2016/wordml/cid" xmlns:w16se="http://schemas.microsoft.com/office/word/2015/wordml/symex" xmlns:wpg="http://schemas.microsoft.com/office/word/2010/wordprocessingGroup" xmlns:wpi="http://schemas.microsoft.com/office/word/2010/wordprocessingInk" xmlns:wne="http://schemas.microsoft.com/office/word/2006/wordml" xmlns:wps="http://schemas.microsoft.com/office/word/2010/wordprocessingShape" mc:Ignorable="w14 w15 w16se w16cid wp14">
+<w:hdr xmlns:wpc="http://schemas.microsoft.com/office/word/2010/wordprocessingCanvas" xmlns:cx="http://schemas.microsoft.com/office/drawing/2014/chartex" xmlns:cx1="http://schemas.microsoft.com/office/drawing/2015/9/8/chartex" xmlns:cx2="http://schemas.microsoft.com/office/drawing/2015/10/21/chartex" xmlns:cx3="http://schemas.microsoft.com/office/drawing/2016/5/9/chartex" xmlns:cx4="http://schemas.microsoft.com/office/drawing/2016/5/10/chartex" xmlns:cx5="http://schemas.microsoft.com/office/drawing/2016/5/11/chartex" xmlns:cx6="http://schemas.microsoft.com/office/drawing/2016/5/12/chartex" xmlns:cx7="http://schemas.microsoft.com/office/drawing/2016/5/13/chartex" xmlns:cx8="http://schemas.microsoft.com/office/drawing/2016/5/14/chartex" xmlns:mc="http://schemas.openxmlformats.org/markup-compatibility/2006" xmlns:aink="http://schemas.microsoft.com/office/drawing/2016/ink" xmlns:am3d="http://schemas.microsoft.com/office/drawing/2017/model3d" xmlns:o="urn:schemas-microsoft-com:office:office" xmlns:oel="http://schemas.microsoft.com/office/2019/extlst" xmlns:r="http://schemas.openxmlformats.org/officeDocument/2006/relationships" xmlns:m="http://schemas.openxmlformats.org/officeDocument/2006/math" xmlns:v="urn:schemas-microsoft-com:vml" xmlns:wp14="http://schemas.microsoft.com/office/word/2010/wordprocessingDrawing" xmlns:wp="http://schemas.openxmlformats.org/drawingml/2006/wordprocessingDrawing" xmlns:w10="urn:schemas-microsoft-com:office:word" xmlns:w="http://schemas.openxmlformats.org/wordprocessingml/2006/main" xmlns:w14="http://schemas.microsoft.com/office/word/2010/wordml" xmlns:w15="http://schemas.microsoft.com/office/word/2012/wordml" xmlns:w16cex="http://schemas.microsoft.com/office/word/2018/wordml/cex" xmlns:w16cid="http://schemas.microsoft.com/office/word/2016/wordml/cid" xmlns:w16="http://schemas.microsoft.com/office/word/2018/wordml" xmlns:w16du="http://schemas.microsoft.com/office/word/2023/wordml/word16du" xmlns:w16sdtdh="http://schemas.microsoft.com/office/word/2020/wordml/sdtdatahash" xmlns:w16sdtfl="http://schemas.microsoft.com/office/word/2024/wordml/sdtformatlock" xmlns:w16se="http://schemas.microsoft.com/office/word/2015/wordml/symex" xmlns:wpg="http://schemas.microsoft.com/office/word/2010/wordprocessingGroup" xmlns:wpi="http://schemas.microsoft.com/office/word/2010/wordprocessingInk" xmlns:wne="http://schemas.microsoft.com/office/word/2006/wordml" xmlns:wps="http://schemas.microsoft.com/office/word/2010/wordprocessingShape" mc:Ignorable="w14 w15 w16se w16cid w16 w16cex w16sdtdh w16sdtfl w16du wp14">
   <w:p>
     <w:pPr>
       <w:pStyle w:val="Header"/>
@@ -5224,7 +5868,7 @@
 </file>
 
 <file path=word/header3.xml><?xml version="1.0" encoding="utf-8"?>
-<w:hdr xmlns:wpc="http://schemas.microsoft.com/office/word/2010/wordprocessingCanvas" xmlns:cx="http://schemas.microsoft.com/office/drawing/2014/chartex" xmlns:cx1="http://schemas.microsoft.com/office/drawing/2015/9/8/chartex" xmlns:cx2="http://schemas.microsoft.com/office/drawing/2015/10/21/chartex" xmlns:cx3="http://schemas.microsoft.com/office/drawing/2016/5/9/chartex" xmlns:cx4="http://schemas.microsoft.com/office/drawing/2016/5/10/chartex" xmlns:cx5="http://schemas.microsoft.com/office/drawing/2016/5/11/chartex" xmlns:cx6="http://schemas.microsoft.com/office/drawing/2016/5/12/chartex" xmlns:cx7="http://schemas.microsoft.com/office/drawing/2016/5/13/chartex" xmlns:cx8="http://schemas.microsoft.com/office/drawing/2016/5/14/chartex" xmlns:mc="http://schemas.openxmlformats.org/markup-compatibility/2006" xmlns:aink="http://schemas.microsoft.com/office/drawing/2016/ink" xmlns:am3d="http://schemas.microsoft.com/office/drawing/2017/model3d" xmlns:o="urn:schemas-microsoft-com:office:office" xmlns:r="http://schemas.openxmlformats.org/officeDocument/2006/relationships" xmlns:m="http://schemas.openxmlformats.org/officeDocument/2006/math" xmlns:v="urn:schemas-microsoft-com:vml" xmlns:wp14="http://schemas.microsoft.com/office/word/2010/wordprocessingDrawing" xmlns:wp="http://schemas.openxmlformats.org/drawingml/2006/wordprocessingDrawing" xmlns:w10="urn:schemas-microsoft-com:office:word" xmlns:w="http://schemas.openxmlformats.org/wordprocessingml/2006/main" xmlns:w14="http://schemas.microsoft.com/office/word/2010/wordml" xmlns:w15="http://schemas.microsoft.com/office/word/2012/wordml" xmlns:w16cid="http://schemas.microsoft.com/office/word/2016/wordml/cid" xmlns:w16se="http://schemas.microsoft.com/office/word/2015/wordml/symex" xmlns:wpg="http://schemas.microsoft.com/office/word/2010/wordprocessingGroup" xmlns:wpi="http://schemas.microsoft.com/office/word/2010/wordprocessingInk" xmlns:wne="http://schemas.microsoft.com/office/word/2006/wordml" xmlns:wps="http://schemas.microsoft.com/office/word/2010/wordprocessingShape" mc:Ignorable="w14 w15 w16se w16cid wp14">
+<w:hdr xmlns:wpc="http://schemas.microsoft.com/office/word/2010/wordprocessingCanvas" xmlns:cx="http://schemas.microsoft.com/office/drawing/2014/chartex" xmlns:cx1="http://schemas.microsoft.com/office/drawing/2015/9/8/chartex" xmlns:cx2="http://schemas.microsoft.com/office/drawing/2015/10/21/chartex" xmlns:cx3="http://schemas.microsoft.com/office/drawing/2016/5/9/chartex" xmlns:cx4="http://schemas.microsoft.com/office/drawing/2016/5/10/chartex" xmlns:cx5="http://schemas.microsoft.com/office/drawing/2016/5/11/chartex" xmlns:cx6="http://schemas.microsoft.com/office/drawing/2016/5/12/chartex" xmlns:cx7="http://schemas.microsoft.com/office/drawing/2016/5/13/chartex" xmlns:cx8="http://schemas.microsoft.com/office/drawing/2016/5/14/chartex" xmlns:mc="http://schemas.openxmlformats.org/markup-compatibility/2006" xmlns:aink="http://schemas.microsoft.com/office/drawing/2016/ink" xmlns:am3d="http://schemas.microsoft.com/office/drawing/2017/model3d" xmlns:o="urn:schemas-microsoft-com:office:office" xmlns:oel="http://schemas.microsoft.com/office/2019/extlst" xmlns:r="http://schemas.openxmlformats.org/officeDocument/2006/relationships" xmlns:m="http://schemas.openxmlformats.org/officeDocument/2006/math" xmlns:v="urn:schemas-microsoft-com:vml" xmlns:wp14="http://schemas.microsoft.com/office/word/2010/wordprocessingDrawing" xmlns:wp="http://schemas.openxmlformats.org/drawingml/2006/wordprocessingDrawing" xmlns:w10="urn:schemas-microsoft-com:office:word" xmlns:w="http://schemas.openxmlformats.org/wordprocessingml/2006/main" xmlns:w14="http://schemas.microsoft.com/office/word/2010/wordml" xmlns:w15="http://schemas.microsoft.com/office/word/2012/wordml" xmlns:w16cex="http://schemas.microsoft.com/office/word/2018/wordml/cex" xmlns:w16cid="http://schemas.microsoft.com/office/word/2016/wordml/cid" xmlns:w16="http://schemas.microsoft.com/office/word/2018/wordml" xmlns:w16du="http://schemas.microsoft.com/office/word/2023/wordml/word16du" xmlns:w16sdtdh="http://schemas.microsoft.com/office/word/2020/wordml/sdtdatahash" xmlns:w16sdtfl="http://schemas.microsoft.com/office/word/2024/wordml/sdtformatlock" xmlns:w16se="http://schemas.microsoft.com/office/word/2015/wordml/symex" xmlns:wpg="http://schemas.microsoft.com/office/word/2010/wordprocessingGroup" xmlns:wpi="http://schemas.microsoft.com/office/word/2010/wordprocessingInk" xmlns:wne="http://schemas.microsoft.com/office/word/2006/wordml" xmlns:wps="http://schemas.microsoft.com/office/word/2010/wordprocessingShape" mc:Ignorable="w14 w15 w16se w16cid w16 w16cex w16sdtdh w16sdtfl w16du wp14">
   <w:p>
     <w:pPr>
       <w:pStyle w:val="Header"/>
@@ -5234,7 +5878,7 @@
 </file>
 
 <file path=word/numbering.xml><?xml version="1.0" encoding="utf-8"?>
-<w:numbering xmlns:wpc="http://schemas.microsoft.com/office/word/2010/wordprocessingCanvas" xmlns:cx="http://schemas.microsoft.com/office/drawing/2014/chartex" xmlns:cx1="http://schemas.microsoft.com/office/drawing/2015/9/8/chartex" xmlns:cx2="http://schemas.microsoft.com/office/drawing/2015/10/21/chartex" xmlns:cx3="http://schemas.microsoft.com/office/drawing/2016/5/9/chartex" xmlns:cx4="http://schemas.microsoft.com/office/drawing/2016/5/10/chartex" xmlns:cx5="http://schemas.microsoft.com/office/drawing/2016/5/11/chartex" xmlns:cx6="http://schemas.microsoft.com/office/drawing/2016/5/12/chartex" xmlns:cx7="http://schemas.microsoft.com/office/drawing/2016/5/13/chartex" xmlns:cx8="http://schemas.microsoft.com/office/drawing/2016/5/14/chartex" xmlns:mc="http://schemas.openxmlformats.org/markup-compatibility/2006" xmlns:aink="http://schemas.microsoft.com/office/drawing/2016/ink" xmlns:am3d="http://schemas.microsoft.com/office/drawing/2017/model3d" xmlns:o="urn:schemas-microsoft-com:office:office" xmlns:r="http://schemas.openxmlformats.org/officeDocument/2006/relationships" xmlns:m="http://schemas.openxmlformats.org/officeDocument/2006/math" xmlns:v="urn:schemas-microsoft-com:vml" xmlns:wp14="http://schemas.microsoft.com/office/word/2010/wordprocessingDrawing" xmlns:wp="http://schemas.openxmlformats.org/drawingml/2006/wordprocessingDrawing" xmlns:w10="urn:schemas-microsoft-com:office:word" xmlns:w="http://schemas.openxmlformats.org/wordprocessingml/2006/main" xmlns:w14="http://schemas.microsoft.com/office/word/2010/wordml" xmlns:w15="http://schemas.microsoft.com/office/word/2012/wordml" xmlns:w16cid="http://schemas.microsoft.com/office/word/2016/wordml/cid" xmlns:w16se="http://schemas.microsoft.com/office/word/2015/wordml/symex" xmlns:wpg="http://schemas.microsoft.com/office/word/2010/wordprocessingGroup" xmlns:wpi="http://schemas.microsoft.com/office/word/2010/wordprocessingInk" xmlns:wne="http://schemas.microsoft.com/office/word/2006/wordml" xmlns:wps="http://schemas.microsoft.com/office/word/2010/wordprocessingShape" mc:Ignorable="w14 w15 w16se w16cid wp14">
+<w:numbering xmlns:wpc="http://schemas.microsoft.com/office/word/2010/wordprocessingCanvas" xmlns:cx="http://schemas.microsoft.com/office/drawing/2014/chartex" xmlns:cx1="http://schemas.microsoft.com/office/drawing/2015/9/8/chartex" xmlns:cx2="http://schemas.microsoft.com/office/drawing/2015/10/21/chartex" xmlns:cx3="http://schemas.microsoft.com/office/drawing/2016/5/9/chartex" xmlns:cx4="http://schemas.microsoft.com/office/drawing/2016/5/10/chartex" xmlns:cx5="http://schemas.microsoft.com/office/drawing/2016/5/11/chartex" xmlns:cx6="http://schemas.microsoft.com/office/drawing/2016/5/12/chartex" xmlns:cx7="http://schemas.microsoft.com/office/drawing/2016/5/13/chartex" xmlns:cx8="http://schemas.microsoft.com/office/drawing/2016/5/14/chartex" xmlns:mc="http://schemas.openxmlformats.org/markup-compatibility/2006" xmlns:aink="http://schemas.microsoft.com/office/drawing/2016/ink" xmlns:am3d="http://schemas.microsoft.com/office/drawing/2017/model3d" xmlns:o="urn:schemas-microsoft-com:office:office" xmlns:oel="http://schemas.microsoft.com/office/2019/extlst" xmlns:r="http://schemas.openxmlformats.org/officeDocument/2006/relationships" xmlns:m="http://schemas.openxmlformats.org/officeDocument/2006/math" xmlns:v="urn:schemas-microsoft-com:vml" xmlns:wp14="http://schemas.microsoft.com/office/word/2010/wordprocessingDrawing" xmlns:wp="http://schemas.openxmlformats.org/drawingml/2006/wordprocessingDrawing" xmlns:w10="urn:schemas-microsoft-com:office:word" xmlns:w="http://schemas.openxmlformats.org/wordprocessingml/2006/main" xmlns:w14="http://schemas.microsoft.com/office/word/2010/wordml" xmlns:w15="http://schemas.microsoft.com/office/word/2012/wordml" xmlns:w16cex="http://schemas.microsoft.com/office/word/2018/wordml/cex" xmlns:w16cid="http://schemas.microsoft.com/office/word/2016/wordml/cid" xmlns:w16="http://schemas.microsoft.com/office/word/2018/wordml" xmlns:w16du="http://schemas.microsoft.com/office/word/2023/wordml/word16du" xmlns:w16sdtdh="http://schemas.microsoft.com/office/word/2020/wordml/sdtdatahash" xmlns:w16sdtfl="http://schemas.microsoft.com/office/word/2024/wordml/sdtformatlock" xmlns:w16se="http://schemas.microsoft.com/office/word/2015/wordml/symex" xmlns:wpg="http://schemas.microsoft.com/office/word/2010/wordprocessingGroup" xmlns:wpi="http://schemas.microsoft.com/office/word/2010/wordprocessingInk" xmlns:wne="http://schemas.microsoft.com/office/word/2006/wordml" xmlns:wps="http://schemas.microsoft.com/office/word/2010/wordprocessingShape" mc:Ignorable="w14 w15 w16se w16cid w16 w16cex w16sdtdh w16sdtfl w16du wp14">
   <w:abstractNum w:abstractNumId="0" w15:restartNumberingAfterBreak="0">
     <w:nsid w:val="01A42758"/>
     <w:multiLevelType w:val="hybridMultilevel"/>
@@ -8069,98 +8713,98 @@
       </w:pPr>
     </w:lvl>
   </w:abstractNum>
-  <w:num w:numId="1">
+  <w:num w:numId="1" w16cid:durableId="211355486">
     <w:abstractNumId w:val="4"/>
   </w:num>
-  <w:num w:numId="2">
+  <w:num w:numId="2" w16cid:durableId="2121410330">
     <w:abstractNumId w:val="17"/>
   </w:num>
-  <w:num w:numId="3">
+  <w:num w:numId="3" w16cid:durableId="1024945220">
     <w:abstractNumId w:val="26"/>
   </w:num>
-  <w:num w:numId="4">
+  <w:num w:numId="4" w16cid:durableId="1128544434">
     <w:abstractNumId w:val="26"/>
     <w:lvlOverride w:ilvl="0">
       <w:startOverride w:val="1"/>
     </w:lvlOverride>
   </w:num>
-  <w:num w:numId="5">
+  <w:num w:numId="5" w16cid:durableId="2020227975">
     <w:abstractNumId w:val="14"/>
   </w:num>
-  <w:num w:numId="6">
+  <w:num w:numId="6" w16cid:durableId="1073089233">
     <w:abstractNumId w:val="2"/>
   </w:num>
-  <w:num w:numId="7">
+  <w:num w:numId="7" w16cid:durableId="2139033115">
     <w:abstractNumId w:val="19"/>
   </w:num>
-  <w:num w:numId="8">
+  <w:num w:numId="8" w16cid:durableId="1486509967">
     <w:abstractNumId w:val="1"/>
   </w:num>
-  <w:num w:numId="9">
+  <w:num w:numId="9" w16cid:durableId="2079402572">
     <w:abstractNumId w:val="13"/>
   </w:num>
-  <w:num w:numId="10">
+  <w:num w:numId="10" w16cid:durableId="2046250043">
     <w:abstractNumId w:val="23"/>
   </w:num>
-  <w:num w:numId="11">
+  <w:num w:numId="11" w16cid:durableId="174619701">
     <w:abstractNumId w:val="15"/>
   </w:num>
-  <w:num w:numId="12">
+  <w:num w:numId="12" w16cid:durableId="834152234">
     <w:abstractNumId w:val="24"/>
   </w:num>
-  <w:num w:numId="13">
+  <w:num w:numId="13" w16cid:durableId="779882326">
     <w:abstractNumId w:val="16"/>
   </w:num>
-  <w:num w:numId="14">
+  <w:num w:numId="14" w16cid:durableId="478570091">
     <w:abstractNumId w:val="22"/>
   </w:num>
-  <w:num w:numId="15">
+  <w:num w:numId="15" w16cid:durableId="736054275">
     <w:abstractNumId w:val="21"/>
   </w:num>
-  <w:num w:numId="16">
+  <w:num w:numId="16" w16cid:durableId="1415203138">
     <w:abstractNumId w:val="11"/>
   </w:num>
-  <w:num w:numId="17">
+  <w:num w:numId="17" w16cid:durableId="1312325615">
     <w:abstractNumId w:val="5"/>
   </w:num>
-  <w:num w:numId="18">
+  <w:num w:numId="18" w16cid:durableId="1309937945">
     <w:abstractNumId w:val="10"/>
   </w:num>
-  <w:num w:numId="19">
+  <w:num w:numId="19" w16cid:durableId="991252727">
     <w:abstractNumId w:val="0"/>
   </w:num>
-  <w:num w:numId="20">
+  <w:num w:numId="20" w16cid:durableId="990404767">
     <w:abstractNumId w:val="9"/>
   </w:num>
-  <w:num w:numId="21">
+  <w:num w:numId="21" w16cid:durableId="1655067326">
     <w:abstractNumId w:val="8"/>
   </w:num>
-  <w:num w:numId="22">
+  <w:num w:numId="22" w16cid:durableId="1967858243">
     <w:abstractNumId w:val="12"/>
   </w:num>
-  <w:num w:numId="23">
+  <w:num w:numId="23" w16cid:durableId="1770000851">
     <w:abstractNumId w:val="18"/>
   </w:num>
-  <w:num w:numId="24">
+  <w:num w:numId="24" w16cid:durableId="1625766545">
     <w:abstractNumId w:val="20"/>
   </w:num>
-  <w:num w:numId="25">
+  <w:num w:numId="25" w16cid:durableId="1415475756">
     <w:abstractNumId w:val="25"/>
   </w:num>
-  <w:num w:numId="26">
+  <w:num w:numId="26" w16cid:durableId="1440487434">
     <w:abstractNumId w:val="7"/>
   </w:num>
-  <w:num w:numId="27">
+  <w:num w:numId="27" w16cid:durableId="1504051388">
     <w:abstractNumId w:val="6"/>
   </w:num>
-  <w:num w:numId="28">
+  <w:num w:numId="28" w16cid:durableId="1936815067">
     <w:abstractNumId w:val="3"/>
   </w:num>
 </w:numbering>
 </file>
 
 <file path=word/styles.xml><?xml version="1.0" encoding="utf-8"?>
-<w:styles xmlns:mc="http://schemas.openxmlformats.org/markup-compatibility/2006" xmlns:r="http://schemas.openxmlformats.org/officeDocument/2006/relationships" xmlns:w="http://schemas.openxmlformats.org/wordprocessingml/2006/main" xmlns:w14="http://schemas.microsoft.com/office/word/2010/wordml" xmlns:w15="http://schemas.microsoft.com/office/word/2012/wordml" xmlns:w16cid="http://schemas.microsoft.com/office/word/2016/wordml/cid" xmlns:w16se="http://schemas.microsoft.com/office/word/2015/wordml/symex" mc:Ignorable="w14 w15 w16se w16cid">
+<w:styles xmlns:mc="http://schemas.openxmlformats.org/markup-compatibility/2006" xmlns:r="http://schemas.openxmlformats.org/officeDocument/2006/relationships" xmlns:w="http://schemas.openxmlformats.org/wordprocessingml/2006/main" xmlns:w14="http://schemas.microsoft.com/office/word/2010/wordml" xmlns:w15="http://schemas.microsoft.com/office/word/2012/wordml" xmlns:w16cex="http://schemas.microsoft.com/office/word/2018/wordml/cex" xmlns:w16cid="http://schemas.microsoft.com/office/word/2016/wordml/cid" xmlns:w16="http://schemas.microsoft.com/office/word/2018/wordml" xmlns:w16du="http://schemas.microsoft.com/office/word/2023/wordml/word16du" xmlns:w16sdtdh="http://schemas.microsoft.com/office/word/2020/wordml/sdtdatahash" xmlns:w16sdtfl="http://schemas.microsoft.com/office/word/2024/wordml/sdtformatlock" xmlns:w16se="http://schemas.microsoft.com/office/word/2015/wordml/symex" mc:Ignorable="w14 w15 w16se w16cid w16 w16cex w16sdtdh w16sdtfl w16du">
   <w:docDefaults>
     <w:rPrDefault>
       <w:rPr>
@@ -8282,6 +8926,7 @@
     <w:lsdException w:name="HTML Sample" w:semiHidden="1" w:unhideWhenUsed="1"/>
     <w:lsdException w:name="HTML Typewriter" w:semiHidden="1" w:unhideWhenUsed="1"/>
     <w:lsdException w:name="HTML Variable" w:semiHidden="1" w:unhideWhenUsed="1"/>
+    <w:lsdException w:name="Normal Table" w:semiHidden="1" w:unhideWhenUsed="1"/>
     <w:lsdException w:name="annotation subject" w:semiHidden="1" w:unhideWhenUsed="1"/>
     <w:lsdException w:name="No List" w:semiHidden="1" w:unhideWhenUsed="1"/>
     <w:lsdException w:name="Outline List 1" w:semiHidden="1" w:unhideWhenUsed="1"/>
@@ -8328,8 +8973,10 @@
     <w:lsdException w:name="Table Subtle 2" w:semiHidden="1" w:unhideWhenUsed="1"/>
     <w:lsdException w:name="Table Web 1" w:semiHidden="1" w:unhideWhenUsed="1"/>
     <w:lsdException w:name="Table Web 2" w:semiHidden="1" w:unhideWhenUsed="1"/>
+    <w:lsdException w:name="Table Web 3" w:semiHidden="1" w:unhideWhenUsed="1"/>
     <w:lsdException w:name="Balloon Text" w:semiHidden="1" w:unhideWhenUsed="1"/>
     <w:lsdException w:name="Table Grid" w:uiPriority="39"/>
+    <w:lsdException w:name="Table Theme" w:semiHidden="1" w:unhideWhenUsed="1"/>
     <w:lsdException w:name="Placeholder Text" w:semiHidden="1"/>
     <w:lsdException w:name="No Spacing" w:uiPriority="1" w:qFormat="1"/>
     <w:lsdException w:name="Light Shading" w:uiPriority="60"/>
@@ -9422,6 +10069,21 @@
       <w:szCs w:val="20"/>
     </w:rPr>
   </w:style>
+  <w:style w:type="paragraph" w:styleId="Revision">
+    <w:name w:val="Revision"/>
+    <w:hidden/>
+    <w:uiPriority w:val="99"/>
+    <w:semiHidden/>
+    <w:rsid w:val="00AD229A"/>
+    <w:pPr>
+      <w:spacing w:after="0" w:line="240" w:lineRule="auto"/>
+    </w:pPr>
+    <w:rPr>
+      <w:rFonts w:ascii="Calibri" w:hAnsi="Calibri"/>
+      <w:color w:val="333E48"/>
+      <w:lang w:val="en-US"/>
+    </w:rPr>
+  </w:style>
 </w:styles>
 </file>
 
